--- a/policies/interviews/Interview_script_US.docx
+++ b/policies/interviews/Interview_script_US.docx
@@ -117,7 +117,7 @@
     </w:p>
     <w:tbl>
       <w:tblPr>
-        <w:tblW w:type="dxa" w:w="12960"/>
+        <w:tblW w:type="dxa" w:w="9360"/>
         <w:tblBorders>
           <w:top w:val="single" w:color="999999" w:sz="4"/>
           <w:left w:val="single" w:color="999999" w:sz="4"/>
@@ -128,13 +128,13 @@
         </w:tblBorders>
       </w:tblPr>
       <w:tblGrid>
-        <w:gridCol w:w="1811"/>
-        <w:gridCol w:w="2192"/>
-        <w:gridCol w:w="1811"/>
-        <w:gridCol w:w="1906"/>
-        <w:gridCol w:w="1620"/>
-        <w:gridCol w:w="1620"/>
-        <w:gridCol w:w="2001"/>
+        <w:gridCol w:w="1000"/>
+        <w:gridCol w:w="1400"/>
+        <w:gridCol w:w="2000"/>
+        <w:gridCol w:w="1250"/>
+        <w:gridCol w:w="1450"/>
+        <w:gridCol w:w="1350"/>
+        <w:gridCol w:w="910"/>
       </w:tblGrid>
       <w:tr>
         <w:trPr>
@@ -142,13 +142,13 @@
         </w:trPr>
         <w:tc>
           <w:tcPr>
-            <w:tcW w:type="dxa" w:w="1811"/>
+            <w:tcW w:type="dxa" w:w="1000"/>
             <w:shd w:fill="E8E8E8" w:val="clear"/>
             <w:tcMar>
-              <w:top w:type="dxa" w:w="60"/>
-              <w:left w:type="dxa" w:w="80"/>
-              <w:bottom w:type="dxa" w:w="60"/>
-              <w:right w:type="dxa" w:w="80"/>
+              <w:top w:type="dxa" w:w="40"/>
+              <w:left w:type="dxa" w:w="60"/>
+              <w:bottom w:type="dxa" w:w="40"/>
+              <w:right w:type="dxa" w:w="60"/>
             </w:tcMar>
           </w:tcPr>
           <w:p>
@@ -161,22 +161,22 @@
                 <w:b/>
                 <w:bCs/>
                 <w:color w:val="000000"/>
-                <w:sz w:val="17"/>
-                <w:szCs w:val="17"/>
-              </w:rPr>
-              <w:t xml:space="preserve">State and law</w:t>
-            </w:r>
-          </w:p>
-        </w:tc>
-        <w:tc>
-          <w:tcPr>
-            <w:tcW w:type="dxa" w:w="2192"/>
+                <w:sz w:val="16"/>
+                <w:szCs w:val="16"/>
+              </w:rPr>
+              <w:t xml:space="preserve">State</w:t>
+            </w:r>
+          </w:p>
+        </w:tc>
+        <w:tc>
+          <w:tcPr>
+            <w:tcW w:type="dxa" w:w="1400"/>
             <w:shd w:fill="E8E8E8" w:val="clear"/>
             <w:tcMar>
-              <w:top w:type="dxa" w:w="60"/>
-              <w:left w:type="dxa" w:w="80"/>
-              <w:bottom w:type="dxa" w:w="60"/>
-              <w:right w:type="dxa" w:w="80"/>
+              <w:top w:type="dxa" w:w="40"/>
+              <w:left w:type="dxa" w:w="60"/>
+              <w:bottom w:type="dxa" w:w="40"/>
+              <w:right w:type="dxa" w:w="60"/>
             </w:tcMar>
           </w:tcPr>
           <w:p>
@@ -189,22 +189,22 @@
                 <w:b/>
                 <w:bCs/>
                 <w:color w:val="000000"/>
-                <w:sz w:val="17"/>
-                <w:szCs w:val="17"/>
-              </w:rPr>
-              <w:t xml:space="preserve">Who may return</w:t>
-            </w:r>
-          </w:p>
-        </w:tc>
-        <w:tc>
-          <w:tcPr>
-            <w:tcW w:type="dxa" w:w="1811"/>
+                <w:sz w:val="16"/>
+                <w:szCs w:val="16"/>
+              </w:rPr>
+              <w:t xml:space="preserve">The law</w:t>
+            </w:r>
+          </w:p>
+        </w:tc>
+        <w:tc>
+          <w:tcPr>
+            <w:tcW w:type="dxa" w:w="2000"/>
             <w:shd w:fill="E8E8E8" w:val="clear"/>
             <w:tcMar>
-              <w:top w:type="dxa" w:w="60"/>
-              <w:left w:type="dxa" w:w="80"/>
-              <w:bottom w:type="dxa" w:w="60"/>
-              <w:right w:type="dxa" w:w="80"/>
+              <w:top w:type="dxa" w:w="40"/>
+              <w:left w:type="dxa" w:w="60"/>
+              <w:bottom w:type="dxa" w:w="40"/>
+              <w:right w:type="dxa" w:w="60"/>
             </w:tcMar>
           </w:tcPr>
           <w:p>
@@ -217,22 +217,22 @@
                 <w:b/>
                 <w:bCs/>
                 <w:color w:val="000000"/>
-                <w:sz w:val="17"/>
-                <w:szCs w:val="17"/>
-              </w:rPr>
-              <w:t xml:space="preserve">Waiting period</w:t>
-            </w:r>
-          </w:p>
-        </w:tc>
-        <w:tc>
-          <w:tcPr>
-            <w:tcW w:type="dxa" w:w="1906"/>
+                <w:sz w:val="16"/>
+                <w:szCs w:val="16"/>
+              </w:rPr>
+              <w:t xml:space="preserve">Who can come back</w:t>
+            </w:r>
+          </w:p>
+        </w:tc>
+        <w:tc>
+          <w:tcPr>
+            <w:tcW w:type="dxa" w:w="1250"/>
             <w:shd w:fill="E8E8E8" w:val="clear"/>
             <w:tcMar>
-              <w:top w:type="dxa" w:w="60"/>
-              <w:left w:type="dxa" w:w="80"/>
-              <w:bottom w:type="dxa" w:w="60"/>
-              <w:right w:type="dxa" w:w="80"/>
+              <w:top w:type="dxa" w:w="40"/>
+              <w:left w:type="dxa" w:w="60"/>
+              <w:bottom w:type="dxa" w:w="40"/>
+              <w:right w:type="dxa" w:w="60"/>
             </w:tcMar>
           </w:tcPr>
           <w:p>
@@ -245,22 +245,22 @@
                 <w:b/>
                 <w:bCs/>
                 <w:color w:val="000000"/>
-                <w:sz w:val="17"/>
-                <w:szCs w:val="17"/>
-              </w:rPr>
-              <w:t xml:space="preserve">Earnings limit</w:t>
-            </w:r>
-          </w:p>
-        </w:tc>
-        <w:tc>
-          <w:tcPr>
-            <w:tcW w:type="dxa" w:w="1620"/>
+                <w:sz w:val="16"/>
+                <w:szCs w:val="16"/>
+              </w:rPr>
+              <w:t xml:space="preserve">How long they must wait</w:t>
+            </w:r>
+          </w:p>
+        </w:tc>
+        <w:tc>
+          <w:tcPr>
+            <w:tcW w:type="dxa" w:w="1450"/>
             <w:shd w:fill="E8E8E8" w:val="clear"/>
             <w:tcMar>
-              <w:top w:type="dxa" w:w="60"/>
-              <w:left w:type="dxa" w:w="80"/>
-              <w:bottom w:type="dxa" w:w="60"/>
-              <w:right w:type="dxa" w:w="80"/>
+              <w:top w:type="dxa" w:w="40"/>
+              <w:left w:type="dxa" w:w="60"/>
+              <w:bottom w:type="dxa" w:w="40"/>
+              <w:right w:type="dxa" w:w="60"/>
             </w:tcMar>
           </w:tcPr>
           <w:p>
@@ -273,22 +273,22 @@
                 <w:b/>
                 <w:bCs/>
                 <w:color w:val="000000"/>
-                <w:sz w:val="17"/>
-                <w:szCs w:val="17"/>
-              </w:rPr>
-              <w:t xml:space="preserve">Shortage required?</w:t>
-            </w:r>
-          </w:p>
-        </w:tc>
-        <w:tc>
-          <w:tcPr>
-            <w:tcW w:type="dxa" w:w="1620"/>
+                <w:sz w:val="16"/>
+                <w:szCs w:val="16"/>
+              </w:rPr>
+              <w:t xml:space="preserve">Limit on what they earn</w:t>
+            </w:r>
+          </w:p>
+        </w:tc>
+        <w:tc>
+          <w:tcPr>
+            <w:tcW w:type="dxa" w:w="1350"/>
             <w:shd w:fill="E8E8E8" w:val="clear"/>
             <w:tcMar>
-              <w:top w:type="dxa" w:w="60"/>
-              <w:left w:type="dxa" w:w="80"/>
-              <w:bottom w:type="dxa" w:w="60"/>
-              <w:right w:type="dxa" w:w="80"/>
+              <w:top w:type="dxa" w:w="40"/>
+              <w:left w:type="dxa" w:w="60"/>
+              <w:bottom w:type="dxa" w:w="40"/>
+              <w:right w:type="dxa" w:w="60"/>
             </w:tcMar>
           </w:tcPr>
           <w:p>
@@ -301,22 +301,22 @@
                 <w:b/>
                 <w:bCs/>
                 <w:color w:val="000000"/>
-                <w:sz w:val="17"/>
-                <w:szCs w:val="17"/>
-              </w:rPr>
-              <w:t xml:space="preserve">How long / until when</w:t>
-            </w:r>
-          </w:p>
-        </w:tc>
-        <w:tc>
-          <w:tcPr>
-            <w:tcW w:type="dxa" w:w="2001"/>
+                <w:sz w:val="16"/>
+                <w:szCs w:val="16"/>
+              </w:rPr>
+              <w:t xml:space="preserve">Must the district show a shortage?</w:t>
+            </w:r>
+          </w:p>
+        </w:tc>
+        <w:tc>
+          <w:tcPr>
+            <w:tcW w:type="dxa" w:w="910"/>
             <w:shd w:fill="E8E8E8" w:val="clear"/>
             <w:tcMar>
-              <w:top w:type="dxa" w:w="60"/>
-              <w:left w:type="dxa" w:w="80"/>
-              <w:bottom w:type="dxa" w:w="60"/>
-              <w:right w:type="dxa" w:w="80"/>
+              <w:top w:type="dxa" w:w="40"/>
+              <w:left w:type="dxa" w:w="60"/>
+              <w:bottom w:type="dxa" w:w="40"/>
+              <w:right w:type="dxa" w:w="60"/>
             </w:tcMar>
           </w:tcPr>
           <w:p>
@@ -329,10 +329,10 @@
                 <w:b/>
                 <w:bCs/>
                 <w:color w:val="000000"/>
-                <w:sz w:val="17"/>
-                <w:szCs w:val="17"/>
-              </w:rPr>
-              <w:t xml:space="preserve">Pension while working</w:t>
+                <w:sz w:val="16"/>
+                <w:szCs w:val="16"/>
+              </w:rPr>
+              <w:t xml:space="preserve">Until when</w:t>
             </w:r>
           </w:p>
         </w:tc>
@@ -343,12 +343,12 @@
         </w:trPr>
         <w:tc>
           <w:tcPr>
-            <w:tcW w:type="dxa" w:w="1811"/>
-            <w:tcMar>
-              <w:top w:type="dxa" w:w="60"/>
-              <w:left w:type="dxa" w:w="80"/>
-              <w:bottom w:type="dxa" w:w="60"/>
-              <w:right w:type="dxa" w:w="80"/>
+            <w:tcW w:type="dxa" w:w="1000"/>
+            <w:tcMar>
+              <w:top w:type="dxa" w:w="40"/>
+              <w:left w:type="dxa" w:w="60"/>
+              <w:bottom w:type="dxa" w:w="40"/>
+              <w:right w:type="dxa" w:w="60"/>
             </w:tcMar>
           </w:tcPr>
           <w:p>
@@ -361,132 +361,143 @@
                 <w:b/>
                 <w:bCs/>
                 <w:color w:val="000000"/>
-                <w:sz w:val="17"/>
-                <w:szCs w:val="17"/>
+                <w:sz w:val="16"/>
+                <w:szCs w:val="16"/>
               </w:rPr>
               <w:t xml:space="preserve">Michigan</w:t>
             </w:r>
           </w:p>
-          <w:p>
-            <w:pPr>
-              <w:spacing w:after="40"/>
-            </w:pPr>
-            <w:r>
-              <w:rPr>
-                <w:rFonts w:ascii="Garamond" w:cs="Garamond" w:eastAsia="Garamond" w:hAnsi="Garamond"/>
-                <w:b w:val="false"/>
-                <w:bCs w:val="false"/>
-                <w:color w:val="000000"/>
-                <w:sz w:val="17"/>
-                <w:szCs w:val="17"/>
-              </w:rPr>
-              <w:t xml:space="preserve">Public Act 147 of 2023 (signed 10 Oct 2023). Replaced PA 184 of 2022.</w:t>
-            </w:r>
-          </w:p>
-        </w:tc>
-        <w:tc>
-          <w:tcPr>
-            <w:tcW w:type="dxa" w:w="2192"/>
-            <w:tcMar>
-              <w:top w:type="dxa" w:w="60"/>
-              <w:left w:type="dxa" w:w="80"/>
-              <w:bottom w:type="dxa" w:w="60"/>
-              <w:right w:type="dxa" w:w="80"/>
-            </w:tcMar>
-          </w:tcPr>
-          <w:p>
-            <w:pPr>
-              <w:spacing w:after="40"/>
-            </w:pPr>
-            <w:r>
-              <w:rPr>
-                <w:rFonts w:ascii="Garamond" w:cs="Garamond" w:eastAsia="Garamond" w:hAnsi="Garamond"/>
-                <w:b w:val="false"/>
-                <w:bCs w:val="false"/>
-                <w:color w:val="000000"/>
-                <w:sz w:val="17"/>
-                <w:szCs w:val="17"/>
-              </w:rPr>
-              <w:t xml:space="preserve">Any retiree of the school employees' system with a bona fide termination of employment.</w:t>
-            </w:r>
-          </w:p>
-        </w:tc>
-        <w:tc>
-          <w:tcPr>
-            <w:tcW w:type="dxa" w:w="1811"/>
-            <w:tcMar>
-              <w:top w:type="dxa" w:w="60"/>
-              <w:left w:type="dxa" w:w="80"/>
-              <w:bottom w:type="dxa" w:w="60"/>
-              <w:right w:type="dxa" w:w="80"/>
-            </w:tcMar>
-          </w:tcPr>
-          <w:p>
-            <w:pPr>
-              <w:spacing w:after="40"/>
-            </w:pPr>
-            <w:r>
-              <w:rPr>
-                <w:rFonts w:ascii="Garamond" w:cs="Garamond" w:eastAsia="Garamond" w:hAnsi="Garamond"/>
-                <w:b w:val="false"/>
-                <w:bCs w:val="false"/>
-                <w:color w:val="000000"/>
-                <w:sz w:val="17"/>
-                <w:szCs w:val="17"/>
-              </w:rPr>
-              <w:t xml:space="preserve">Six consecutive months (nine under the 2022 law). A retiree may work before that if earnings stay under $15,100 in the calendar year.</w:t>
-            </w:r>
-          </w:p>
-        </w:tc>
-        <w:tc>
-          <w:tcPr>
-            <w:tcW w:type="dxa" w:w="1906"/>
-            <w:tcMar>
-              <w:top w:type="dxa" w:w="60"/>
-              <w:left w:type="dxa" w:w="80"/>
-              <w:bottom w:type="dxa" w:w="60"/>
-              <w:right w:type="dxa" w:w="80"/>
-            </w:tcMar>
-          </w:tcPr>
-          <w:p>
-            <w:pPr>
-              <w:spacing w:after="40"/>
-            </w:pPr>
-            <w:r>
-              <w:rPr>
-                <w:rFonts w:ascii="Garamond" w:cs="Garamond" w:eastAsia="Garamond" w:hAnsi="Garamond"/>
-                <w:b w:val="false"/>
-                <w:bCs w:val="false"/>
-                <w:color w:val="000000"/>
-                <w:sz w:val="17"/>
-                <w:szCs w:val="17"/>
-              </w:rPr>
-              <w:t xml:space="preserve">None once six months have passed.</w:t>
-            </w:r>
-          </w:p>
-        </w:tc>
-        <w:tc>
-          <w:tcPr>
-            <w:tcW w:type="dxa" w:w="1620"/>
-            <w:tcMar>
-              <w:top w:type="dxa" w:w="60"/>
-              <w:left w:type="dxa" w:w="80"/>
-              <w:bottom w:type="dxa" w:w="60"/>
-              <w:right w:type="dxa" w:w="80"/>
-            </w:tcMar>
-          </w:tcPr>
-          <w:p>
-            <w:pPr>
-              <w:spacing w:after="40"/>
-            </w:pPr>
-            <w:r>
-              <w:rPr>
-                <w:rFonts w:ascii="Garamond" w:cs="Garamond" w:eastAsia="Garamond" w:hAnsi="Garamond"/>
-                <w:b w:val="false"/>
-                <w:bCs w:val="false"/>
-                <w:color w:val="000000"/>
-                <w:sz w:val="17"/>
-                <w:szCs w:val="17"/>
+        </w:tc>
+        <w:tc>
+          <w:tcPr>
+            <w:tcW w:type="dxa" w:w="1400"/>
+            <w:tcMar>
+              <w:top w:type="dxa" w:w="40"/>
+              <w:left w:type="dxa" w:w="60"/>
+              <w:bottom w:type="dxa" w:w="40"/>
+              <w:right w:type="dxa" w:w="60"/>
+            </w:tcMar>
+          </w:tcPr>
+          <w:p>
+            <w:pPr>
+              <w:spacing w:after="40"/>
+            </w:pPr>
+            <w:r>
+              <w:rPr>
+                <w:rFonts w:ascii="Garamond" w:cs="Garamond" w:eastAsia="Garamond" w:hAnsi="Garamond"/>
+                <w:b w:val="false"/>
+                <w:bCs w:val="false"/>
+                <w:color w:val="000000"/>
+                <w:sz w:val="16"/>
+                <w:szCs w:val="16"/>
+              </w:rPr>
+              <w:t xml:space="preserve">Law of 2023, in force until October 2028.</w:t>
+            </w:r>
+          </w:p>
+        </w:tc>
+        <w:tc>
+          <w:tcPr>
+            <w:tcW w:type="dxa" w:w="2000"/>
+            <w:tcMar>
+              <w:top w:type="dxa" w:w="40"/>
+              <w:left w:type="dxa" w:w="60"/>
+              <w:bottom w:type="dxa" w:w="40"/>
+              <w:right w:type="dxa" w:w="60"/>
+            </w:tcMar>
+          </w:tcPr>
+          <w:p>
+            <w:pPr>
+              <w:spacing w:after="40"/>
+            </w:pPr>
+            <w:r>
+              <w:rPr>
+                <w:rFonts w:ascii="Garamond" w:cs="Garamond" w:eastAsia="Garamond" w:hAnsi="Garamond"/>
+                <w:b w:val="false"/>
+                <w:bCs w:val="false"/>
+                <w:color w:val="000000"/>
+                <w:sz w:val="16"/>
+                <w:szCs w:val="16"/>
+              </w:rPr>
+              <w:t xml:space="preserve">Any retired school employee who has fully left their job.</w:t>
+            </w:r>
+          </w:p>
+        </w:tc>
+        <w:tc>
+          <w:tcPr>
+            <w:tcW w:type="dxa" w:w="1250"/>
+            <w:tcMar>
+              <w:top w:type="dxa" w:w="40"/>
+              <w:left w:type="dxa" w:w="60"/>
+              <w:bottom w:type="dxa" w:w="40"/>
+              <w:right w:type="dxa" w:w="60"/>
+            </w:tcMar>
+          </w:tcPr>
+          <w:p>
+            <w:pPr>
+              <w:spacing w:after="40"/>
+            </w:pPr>
+            <w:r>
+              <w:rPr>
+                <w:rFonts w:ascii="Garamond" w:cs="Garamond" w:eastAsia="Garamond" w:hAnsi="Garamond"/>
+                <w:b w:val="false"/>
+                <w:bCs w:val="false"/>
+                <w:color w:val="000000"/>
+                <w:sz w:val="16"/>
+                <w:szCs w:val="16"/>
+              </w:rPr>
+              <w:t xml:space="preserve">Six months. Before that, only if they earn under $15,100 in the year.</w:t>
+            </w:r>
+          </w:p>
+        </w:tc>
+        <w:tc>
+          <w:tcPr>
+            <w:tcW w:type="dxa" w:w="1450"/>
+            <w:tcMar>
+              <w:top w:type="dxa" w:w="40"/>
+              <w:left w:type="dxa" w:w="60"/>
+              <w:bottom w:type="dxa" w:w="40"/>
+              <w:right w:type="dxa" w:w="60"/>
+            </w:tcMar>
+          </w:tcPr>
+          <w:p>
+            <w:pPr>
+              <w:spacing w:after="40"/>
+            </w:pPr>
+            <w:r>
+              <w:rPr>
+                <w:rFonts w:ascii="Garamond" w:cs="Garamond" w:eastAsia="Garamond" w:hAnsi="Garamond"/>
+                <w:b w:val="false"/>
+                <w:bCs w:val="false"/>
+                <w:color w:val="000000"/>
+                <w:sz w:val="16"/>
+                <w:szCs w:val="16"/>
+              </w:rPr>
+              <w:t xml:space="preserve">None after six months.</w:t>
+            </w:r>
+          </w:p>
+        </w:tc>
+        <w:tc>
+          <w:tcPr>
+            <w:tcW w:type="dxa" w:w="1350"/>
+            <w:tcMar>
+              <w:top w:type="dxa" w:w="40"/>
+              <w:left w:type="dxa" w:w="60"/>
+              <w:bottom w:type="dxa" w:w="40"/>
+              <w:right w:type="dxa" w:w="60"/>
+            </w:tcMar>
+          </w:tcPr>
+          <w:p>
+            <w:pPr>
+              <w:spacing w:after="40"/>
+            </w:pPr>
+            <w:r>
+              <w:rPr>
+                <w:rFonts w:ascii="Garamond" w:cs="Garamond" w:eastAsia="Garamond" w:hAnsi="Garamond"/>
+                <w:b w:val="false"/>
+                <w:bCs w:val="false"/>
+                <w:color w:val="000000"/>
+                <w:sz w:val="16"/>
+                <w:szCs w:val="16"/>
               </w:rPr>
               <w:t xml:space="preserve">No.</w:t>
             </w:r>
@@ -494,55 +505,28 @@
         </w:tc>
         <w:tc>
           <w:tcPr>
-            <w:tcW w:type="dxa" w:w="1620"/>
-            <w:tcMar>
-              <w:top w:type="dxa" w:w="60"/>
-              <w:left w:type="dxa" w:w="80"/>
-              <w:bottom w:type="dxa" w:w="60"/>
-              <w:right w:type="dxa" w:w="80"/>
-            </w:tcMar>
-          </w:tcPr>
-          <w:p>
-            <w:pPr>
-              <w:spacing w:after="40"/>
-            </w:pPr>
-            <w:r>
-              <w:rPr>
-                <w:rFonts w:ascii="Garamond" w:cs="Garamond" w:eastAsia="Garamond" w:hAnsi="Garamond"/>
-                <w:b w:val="false"/>
-                <w:bCs w:val="false"/>
-                <w:color w:val="000000"/>
-                <w:sz w:val="17"/>
-                <w:szCs w:val="17"/>
-              </w:rPr>
-              <w:t xml:space="preserve">No limit on the return. The law expires 10 Oct 2028.</w:t>
-            </w:r>
-          </w:p>
-        </w:tc>
-        <w:tc>
-          <w:tcPr>
-            <w:tcW w:type="dxa" w:w="2001"/>
-            <w:tcMar>
-              <w:top w:type="dxa" w:w="60"/>
-              <w:left w:type="dxa" w:w="80"/>
-              <w:bottom w:type="dxa" w:w="60"/>
-              <w:right w:type="dxa" w:w="80"/>
-            </w:tcMar>
-          </w:tcPr>
-          <w:p>
-            <w:pPr>
-              <w:spacing w:after="40"/>
-            </w:pPr>
-            <w:r>
-              <w:rPr>
-                <w:rFonts w:ascii="Garamond" w:cs="Garamond" w:eastAsia="Garamond" w:hAnsi="Garamond"/>
-                <w:b w:val="false"/>
-                <w:bCs w:val="false"/>
-                <w:color w:val="000000"/>
-                <w:sz w:val="17"/>
-                <w:szCs w:val="17"/>
-              </w:rPr>
-              <w:t xml:space="preserve">Unaffected, including the insurance subsidy. Applies whether hired directly or through an agency.</w:t>
+            <w:tcW w:type="dxa" w:w="910"/>
+            <w:tcMar>
+              <w:top w:type="dxa" w:w="40"/>
+              <w:left w:type="dxa" w:w="60"/>
+              <w:bottom w:type="dxa" w:w="40"/>
+              <w:right w:type="dxa" w:w="60"/>
+            </w:tcMar>
+          </w:tcPr>
+          <w:p>
+            <w:pPr>
+              <w:spacing w:after="40"/>
+            </w:pPr>
+            <w:r>
+              <w:rPr>
+                <w:rFonts w:ascii="Garamond" w:cs="Garamond" w:eastAsia="Garamond" w:hAnsi="Garamond"/>
+                <w:b w:val="false"/>
+                <w:bCs w:val="false"/>
+                <w:color w:val="000000"/>
+                <w:sz w:val="16"/>
+                <w:szCs w:val="16"/>
+              </w:rPr>
+              <w:t xml:space="preserve">October 2028.</w:t>
             </w:r>
           </w:p>
         </w:tc>
@@ -553,12 +537,12 @@
         </w:trPr>
         <w:tc>
           <w:tcPr>
-            <w:tcW w:type="dxa" w:w="1811"/>
-            <w:tcMar>
-              <w:top w:type="dxa" w:w="60"/>
-              <w:left w:type="dxa" w:w="80"/>
-              <w:bottom w:type="dxa" w:w="60"/>
-              <w:right w:type="dxa" w:w="80"/>
+            <w:tcW w:type="dxa" w:w="1000"/>
+            <w:tcMar>
+              <w:top w:type="dxa" w:w="40"/>
+              <w:left w:type="dxa" w:w="60"/>
+              <w:bottom w:type="dxa" w:w="40"/>
+              <w:right w:type="dxa" w:w="60"/>
             </w:tcMar>
           </w:tcPr>
           <w:p>
@@ -571,188 +555,172 @@
                 <w:b/>
                 <w:bCs/>
                 <w:color w:val="000000"/>
-                <w:sz w:val="17"/>
-                <w:szCs w:val="17"/>
+                <w:sz w:val="16"/>
+                <w:szCs w:val="16"/>
               </w:rPr>
               <w:t xml:space="preserve">Georgia</w:t>
             </w:r>
           </w:p>
-          <w:p>
-            <w:pPr>
-              <w:spacing w:after="40"/>
-            </w:pPr>
-            <w:r>
-              <w:rPr>
-                <w:rFonts w:ascii="Garamond" w:cs="Garamond" w:eastAsia="Garamond" w:hAnsi="Garamond"/>
-                <w:b w:val="false"/>
-                <w:bCs w:val="false"/>
-                <w:color w:val="000000"/>
-                <w:sz w:val="17"/>
-                <w:szCs w:val="17"/>
-              </w:rPr>
-              <w:t xml:space="preserve">House Bill 385 (2022), 1 Jul 2022 – 30 Jun 2026; replaced by Senate Bill 150 from 1 Jul 2026.</w:t>
-            </w:r>
-          </w:p>
-        </w:tc>
-        <w:tc>
-          <w:tcPr>
-            <w:tcW w:type="dxa" w:w="2192"/>
-            <w:tcMar>
-              <w:top w:type="dxa" w:w="60"/>
-              <w:left w:type="dxa" w:w="80"/>
-              <w:bottom w:type="dxa" w:w="60"/>
-              <w:right w:type="dxa" w:w="80"/>
-            </w:tcMar>
-          </w:tcPr>
-          <w:p>
-            <w:pPr>
-              <w:spacing w:after="40"/>
-            </w:pPr>
-            <w:r>
-              <w:rPr>
-                <w:rFonts w:ascii="Garamond" w:cs="Garamond" w:eastAsia="Garamond" w:hAnsi="Garamond"/>
-                <w:b w:val="false"/>
-                <w:bCs w:val="false"/>
-                <w:color w:val="000000"/>
-                <w:sz w:val="17"/>
-                <w:szCs w:val="17"/>
-              </w:rPr>
-              <w:t xml:space="preserve">HB 385: retirees with 30+ years of service, certified, hired full time as PreK-12 classroom teachers. SB 150: 25+ years per TRS's legislative update (its SB 150 page still shows 30 in one place; confirm).</w:t>
-            </w:r>
-          </w:p>
-        </w:tc>
-        <w:tc>
-          <w:tcPr>
-            <w:tcW w:type="dxa" w:w="1811"/>
-            <w:tcMar>
-              <w:top w:type="dxa" w:w="60"/>
-              <w:left w:type="dxa" w:w="80"/>
-              <w:bottom w:type="dxa" w:w="60"/>
-              <w:right w:type="dxa" w:w="80"/>
-            </w:tcMar>
-          </w:tcPr>
-          <w:p>
-            <w:pPr>
-              <w:spacing w:after="40"/>
-            </w:pPr>
-            <w:r>
-              <w:rPr>
-                <w:rFonts w:ascii="Garamond" w:cs="Garamond" w:eastAsia="Garamond" w:hAnsi="Garamond"/>
-                <w:b w:val="false"/>
-                <w:bCs w:val="false"/>
-                <w:color w:val="000000"/>
-                <w:sz w:val="17"/>
-                <w:szCs w:val="17"/>
-              </w:rPr>
-              <w:t xml:space="preserve">One year retired.</w:t>
-            </w:r>
-          </w:p>
-        </w:tc>
-        <w:tc>
-          <w:tcPr>
-            <w:tcW w:type="dxa" w:w="1906"/>
-            <w:tcMar>
-              <w:top w:type="dxa" w:w="60"/>
-              <w:left w:type="dxa" w:w="80"/>
-              <w:bottom w:type="dxa" w:w="60"/>
-              <w:right w:type="dxa" w:w="80"/>
-            </w:tcMar>
-          </w:tcPr>
-          <w:p>
-            <w:pPr>
-              <w:spacing w:after="40"/>
-            </w:pPr>
-            <w:r>
-              <w:rPr>
-                <w:rFonts w:ascii="Garamond" w:cs="Garamond" w:eastAsia="Garamond" w:hAnsi="Garamond"/>
-                <w:b w:val="false"/>
-                <w:bCs w:val="false"/>
-                <w:color w:val="000000"/>
-                <w:sz w:val="17"/>
-                <w:szCs w:val="17"/>
-              </w:rPr>
-              <w:t xml:space="preserve">None: full salary plus full pension.</w:t>
-            </w:r>
-          </w:p>
-        </w:tc>
-        <w:tc>
-          <w:tcPr>
-            <w:tcW w:type="dxa" w:w="1620"/>
-            <w:tcMar>
-              <w:top w:type="dxa" w:w="60"/>
-              <w:left w:type="dxa" w:w="80"/>
-              <w:bottom w:type="dxa" w:w="60"/>
-              <w:right w:type="dxa" w:w="80"/>
-            </w:tcMar>
-          </w:tcPr>
-          <w:p>
-            <w:pPr>
-              <w:spacing w:after="40"/>
-            </w:pPr>
-            <w:r>
-              <w:rPr>
-                <w:rFonts w:ascii="Garamond" w:cs="Garamond" w:eastAsia="Garamond" w:hAnsi="Garamond"/>
-                <w:b w:val="false"/>
-                <w:bCs w:val="false"/>
-                <w:color w:val="000000"/>
-                <w:sz w:val="17"/>
-                <w:szCs w:val="17"/>
-              </w:rPr>
-              <w:t xml:space="preserve">HB 385: yes, one of the three highest-need subjects of the region, set by the RESA. SB 150: no.</w:t>
-            </w:r>
-          </w:p>
-        </w:tc>
-        <w:tc>
-          <w:tcPr>
-            <w:tcW w:type="dxa" w:w="1620"/>
-            <w:tcMar>
-              <w:top w:type="dxa" w:w="60"/>
-              <w:left w:type="dxa" w:w="80"/>
-              <w:bottom w:type="dxa" w:w="60"/>
-              <w:right w:type="dxa" w:w="80"/>
-            </w:tcMar>
-          </w:tcPr>
-          <w:p>
-            <w:pPr>
-              <w:spacing w:after="40"/>
-            </w:pPr>
-            <w:r>
-              <w:rPr>
-                <w:rFonts w:ascii="Garamond" w:cs="Garamond" w:eastAsia="Garamond" w:hAnsi="Garamond"/>
-                <w:b w:val="false"/>
-                <w:bCs w:val="false"/>
-                <w:color w:val="000000"/>
-                <w:sz w:val="17"/>
-                <w:szCs w:val="17"/>
-              </w:rPr>
-              <w:t xml:space="preserve">SB 150 runs to 30 Jun 2034.</w:t>
-            </w:r>
-          </w:p>
-        </w:tc>
-        <w:tc>
-          <w:tcPr>
-            <w:tcW w:type="dxa" w:w="2001"/>
-            <w:tcMar>
-              <w:top w:type="dxa" w:w="60"/>
-              <w:left w:type="dxa" w:w="80"/>
-              <w:bottom w:type="dxa" w:w="60"/>
-              <w:right w:type="dxa" w:w="80"/>
-            </w:tcMar>
-          </w:tcPr>
-          <w:p>
-            <w:pPr>
-              <w:spacing w:after="40"/>
-            </w:pPr>
-            <w:r>
-              <w:rPr>
-                <w:rFonts w:ascii="Garamond" w:cs="Garamond" w:eastAsia="Garamond" w:hAnsi="Garamond"/>
-                <w:b w:val="false"/>
-                <w:bCs w:val="false"/>
-                <w:color w:val="000000"/>
-                <w:sz w:val="17"/>
-                <w:szCs w:val="17"/>
-              </w:rPr>
-              <w:t xml:space="preserve">Full pension continues. The 2025 state audit counted about 350 returners a year under HB 385.</w:t>
+        </w:tc>
+        <w:tc>
+          <w:tcPr>
+            <w:tcW w:type="dxa" w:w="1400"/>
+            <w:tcMar>
+              <w:top w:type="dxa" w:w="40"/>
+              <w:left w:type="dxa" w:w="60"/>
+              <w:bottom w:type="dxa" w:w="40"/>
+              <w:right w:type="dxa" w:w="60"/>
+            </w:tcMar>
+          </w:tcPr>
+          <w:p>
+            <w:pPr>
+              <w:spacing w:after="40"/>
+            </w:pPr>
+            <w:r>
+              <w:rPr>
+                <w:rFonts w:ascii="Garamond" w:cs="Garamond" w:eastAsia="Garamond" w:hAnsi="Garamond"/>
+                <w:b w:val="false"/>
+                <w:bCs w:val="false"/>
+                <w:color w:val="000000"/>
+                <w:sz w:val="16"/>
+                <w:szCs w:val="16"/>
+              </w:rPr>
+              <w:t xml:space="preserve">Law of 2022, replaced by a new law from July 2026.</w:t>
+            </w:r>
+          </w:p>
+        </w:tc>
+        <w:tc>
+          <w:tcPr>
+            <w:tcW w:type="dxa" w:w="2000"/>
+            <w:tcMar>
+              <w:top w:type="dxa" w:w="40"/>
+              <w:left w:type="dxa" w:w="60"/>
+              <w:bottom w:type="dxa" w:w="40"/>
+              <w:right w:type="dxa" w:w="60"/>
+            </w:tcMar>
+          </w:tcPr>
+          <w:p>
+            <w:pPr>
+              <w:spacing w:after="40"/>
+            </w:pPr>
+            <w:r>
+              <w:rPr>
+                <w:rFonts w:ascii="Garamond" w:cs="Garamond" w:eastAsia="Garamond" w:hAnsi="Garamond"/>
+                <w:b w:val="false"/>
+                <w:bCs w:val="false"/>
+                <w:color w:val="000000"/>
+                <w:sz w:val="16"/>
+                <w:szCs w:val="16"/>
+              </w:rPr>
+              <w:t xml:space="preserve">Retired teachers with 30 years of service (25 from July 2026, to confirm), hired full time in a classroom.</w:t>
+            </w:r>
+          </w:p>
+        </w:tc>
+        <w:tc>
+          <w:tcPr>
+            <w:tcW w:type="dxa" w:w="1250"/>
+            <w:tcMar>
+              <w:top w:type="dxa" w:w="40"/>
+              <w:left w:type="dxa" w:w="60"/>
+              <w:bottom w:type="dxa" w:w="40"/>
+              <w:right w:type="dxa" w:w="60"/>
+            </w:tcMar>
+          </w:tcPr>
+          <w:p>
+            <w:pPr>
+              <w:spacing w:after="40"/>
+            </w:pPr>
+            <w:r>
+              <w:rPr>
+                <w:rFonts w:ascii="Garamond" w:cs="Garamond" w:eastAsia="Garamond" w:hAnsi="Garamond"/>
+                <w:b w:val="false"/>
+                <w:bCs w:val="false"/>
+                <w:color w:val="000000"/>
+                <w:sz w:val="16"/>
+                <w:szCs w:val="16"/>
+              </w:rPr>
+              <w:t xml:space="preserve">One year.</w:t>
+            </w:r>
+          </w:p>
+        </w:tc>
+        <w:tc>
+          <w:tcPr>
+            <w:tcW w:type="dxa" w:w="1450"/>
+            <w:tcMar>
+              <w:top w:type="dxa" w:w="40"/>
+              <w:left w:type="dxa" w:w="60"/>
+              <w:bottom w:type="dxa" w:w="40"/>
+              <w:right w:type="dxa" w:w="60"/>
+            </w:tcMar>
+          </w:tcPr>
+          <w:p>
+            <w:pPr>
+              <w:spacing w:after="40"/>
+            </w:pPr>
+            <w:r>
+              <w:rPr>
+                <w:rFonts w:ascii="Garamond" w:cs="Garamond" w:eastAsia="Garamond" w:hAnsi="Garamond"/>
+                <w:b w:val="false"/>
+                <w:bCs w:val="false"/>
+                <w:color w:val="000000"/>
+                <w:sz w:val="16"/>
+                <w:szCs w:val="16"/>
+              </w:rPr>
+              <w:t xml:space="preserve">None.</w:t>
+            </w:r>
+          </w:p>
+        </w:tc>
+        <w:tc>
+          <w:tcPr>
+            <w:tcW w:type="dxa" w:w="1350"/>
+            <w:tcMar>
+              <w:top w:type="dxa" w:w="40"/>
+              <w:left w:type="dxa" w:w="60"/>
+              <w:bottom w:type="dxa" w:w="40"/>
+              <w:right w:type="dxa" w:w="60"/>
+            </w:tcMar>
+          </w:tcPr>
+          <w:p>
+            <w:pPr>
+              <w:spacing w:after="40"/>
+            </w:pPr>
+            <w:r>
+              <w:rPr>
+                <w:rFonts w:ascii="Garamond" w:cs="Garamond" w:eastAsia="Garamond" w:hAnsi="Garamond"/>
+                <w:b w:val="false"/>
+                <w:bCs w:val="false"/>
+                <w:color w:val="000000"/>
+                <w:sz w:val="16"/>
+                <w:szCs w:val="16"/>
+              </w:rPr>
+              <w:t xml:space="preserve">Until June 2026, yes: one of the three subjects most in need in the region. From July 2026, no.</w:t>
+            </w:r>
+          </w:p>
+        </w:tc>
+        <w:tc>
+          <w:tcPr>
+            <w:tcW w:type="dxa" w:w="910"/>
+            <w:tcMar>
+              <w:top w:type="dxa" w:w="40"/>
+              <w:left w:type="dxa" w:w="60"/>
+              <w:bottom w:type="dxa" w:w="40"/>
+              <w:right w:type="dxa" w:w="60"/>
+            </w:tcMar>
+          </w:tcPr>
+          <w:p>
+            <w:pPr>
+              <w:spacing w:after="40"/>
+            </w:pPr>
+            <w:r>
+              <w:rPr>
+                <w:rFonts w:ascii="Garamond" w:cs="Garamond" w:eastAsia="Garamond" w:hAnsi="Garamond"/>
+                <w:b w:val="false"/>
+                <w:bCs w:val="false"/>
+                <w:color w:val="000000"/>
+                <w:sz w:val="16"/>
+                <w:szCs w:val="16"/>
+              </w:rPr>
+              <w:t xml:space="preserve">June 2034.</w:t>
             </w:r>
           </w:p>
         </w:tc>
@@ -763,12 +731,12 @@
         </w:trPr>
         <w:tc>
           <w:tcPr>
-            <w:tcW w:type="dxa" w:w="1811"/>
-            <w:tcMar>
-              <w:top w:type="dxa" w:w="60"/>
-              <w:left w:type="dxa" w:w="80"/>
-              <w:bottom w:type="dxa" w:w="60"/>
-              <w:right w:type="dxa" w:w="80"/>
+            <w:tcW w:type="dxa" w:w="1000"/>
+            <w:tcMar>
+              <w:top w:type="dxa" w:w="40"/>
+              <w:left w:type="dxa" w:w="60"/>
+              <w:bottom w:type="dxa" w:w="40"/>
+              <w:right w:type="dxa" w:w="60"/>
             </w:tcMar>
           </w:tcPr>
           <w:p>
@@ -781,132 +749,143 @@
                 <w:b/>
                 <w:bCs/>
                 <w:color w:val="000000"/>
-                <w:sz w:val="17"/>
-                <w:szCs w:val="17"/>
+                <w:sz w:val="16"/>
+                <w:szCs w:val="16"/>
               </w:rPr>
               <w:t xml:space="preserve">New Mexico</w:t>
             </w:r>
           </w:p>
-          <w:p>
-            <w:pPr>
-              <w:spacing w:after="40"/>
-            </w:pPr>
-            <w:r>
-              <w:rPr>
-                <w:rFonts w:ascii="Garamond" w:cs="Garamond" w:eastAsia="Garamond" w:hAnsi="Garamond"/>
-                <w:b w:val="false"/>
-                <w:bCs w:val="false"/>
-                <w:color w:val="000000"/>
-                <w:sz w:val="17"/>
-                <w:szCs w:val="17"/>
-              </w:rPr>
-              <w:t xml:space="preserve">Educational Retirees Returning to Work Act, HB 73 (2022); SB 133 (signed 10 Apr 2025).</w:t>
-            </w:r>
-          </w:p>
-        </w:tc>
-        <w:tc>
-          <w:tcPr>
-            <w:tcW w:type="dxa" w:w="2192"/>
-            <w:tcMar>
-              <w:top w:type="dxa" w:w="60"/>
-              <w:left w:type="dxa" w:w="80"/>
-              <w:bottom w:type="dxa" w:w="60"/>
-              <w:right w:type="dxa" w:w="80"/>
-            </w:tcMar>
-          </w:tcPr>
-          <w:p>
-            <w:pPr>
-              <w:spacing w:after="40"/>
-            </w:pPr>
-            <w:r>
-              <w:rPr>
-                <w:rFonts w:ascii="Garamond" w:cs="Garamond" w:eastAsia="Garamond" w:hAnsi="Garamond"/>
-                <w:b w:val="false"/>
-                <w:bCs w:val="false"/>
-                <w:color w:val="000000"/>
-                <w:sz w:val="17"/>
-                <w:szCs w:val="17"/>
-              </w:rPr>
-              <w:t xml:space="preserve">Retirees of the Educational Retirement Board; each return is applied for and approved by the Board.</w:t>
-            </w:r>
-          </w:p>
-        </w:tc>
-        <w:tc>
-          <w:tcPr>
-            <w:tcW w:type="dxa" w:w="1811"/>
-            <w:tcMar>
-              <w:top w:type="dxa" w:w="60"/>
-              <w:left w:type="dxa" w:w="80"/>
-              <w:bottom w:type="dxa" w:w="60"/>
-              <w:right w:type="dxa" w:w="80"/>
-            </w:tcMar>
-          </w:tcPr>
-          <w:p>
-            <w:pPr>
-              <w:spacing w:after="40"/>
-            </w:pPr>
-            <w:r>
-              <w:rPr>
-                <w:rFonts w:ascii="Garamond" w:cs="Garamond" w:eastAsia="Garamond" w:hAnsi="Garamond"/>
-                <w:b w:val="false"/>
-                <w:bCs w:val="false"/>
-                <w:color w:val="000000"/>
-                <w:sz w:val="17"/>
-                <w:szCs w:val="17"/>
-              </w:rPr>
-              <w:t xml:space="preserve">90-day layout after retirement.</w:t>
-            </w:r>
-          </w:p>
-        </w:tc>
-        <w:tc>
-          <w:tcPr>
-            <w:tcW w:type="dxa" w:w="1906"/>
-            <w:tcMar>
-              <w:top w:type="dxa" w:w="60"/>
-              <w:left w:type="dxa" w:w="80"/>
-              <w:bottom w:type="dxa" w:w="60"/>
-              <w:right w:type="dxa" w:w="80"/>
-            </w:tcMar>
-          </w:tcPr>
-          <w:p>
-            <w:pPr>
-              <w:spacing w:after="40"/>
-            </w:pPr>
-            <w:r>
-              <w:rPr>
-                <w:rFonts w:ascii="Garamond" w:cs="Garamond" w:eastAsia="Garamond" w:hAnsi="Garamond"/>
-                <w:b w:val="false"/>
-                <w:bCs w:val="false"/>
-                <w:color w:val="000000"/>
-                <w:sz w:val="17"/>
-                <w:szCs w:val="17"/>
-              </w:rPr>
-              <w:t xml:space="preserve">None under the months-limited programme. Two alternatives exist: work at 0.25 FTE or less, or earn under $25,000 a fiscal year (was $15,000 before SB 133).</w:t>
-            </w:r>
-          </w:p>
-        </w:tc>
-        <w:tc>
-          <w:tcPr>
-            <w:tcW w:type="dxa" w:w="1620"/>
-            <w:tcMar>
-              <w:top w:type="dxa" w:w="60"/>
-              <w:left w:type="dxa" w:w="80"/>
-              <w:bottom w:type="dxa" w:w="60"/>
-              <w:right w:type="dxa" w:w="80"/>
-            </w:tcMar>
-          </w:tcPr>
-          <w:p>
-            <w:pPr>
-              <w:spacing w:after="40"/>
-            </w:pPr>
-            <w:r>
-              <w:rPr>
-                <w:rFonts w:ascii="Garamond" w:cs="Garamond" w:eastAsia="Garamond" w:hAnsi="Garamond"/>
-                <w:b w:val="false"/>
-                <w:bCs w:val="false"/>
-                <w:color w:val="000000"/>
-                <w:sz w:val="17"/>
-                <w:szCs w:val="17"/>
+        </w:tc>
+        <w:tc>
+          <w:tcPr>
+            <w:tcW w:type="dxa" w:w="1400"/>
+            <w:tcMar>
+              <w:top w:type="dxa" w:w="40"/>
+              <w:left w:type="dxa" w:w="60"/>
+              <w:bottom w:type="dxa" w:w="40"/>
+              <w:right w:type="dxa" w:w="60"/>
+            </w:tcMar>
+          </w:tcPr>
+          <w:p>
+            <w:pPr>
+              <w:spacing w:after="40"/>
+            </w:pPr>
+            <w:r>
+              <w:rPr>
+                <w:rFonts w:ascii="Garamond" w:cs="Garamond" w:eastAsia="Garamond" w:hAnsi="Garamond"/>
+                <w:b w:val="false"/>
+                <w:bCs w:val="false"/>
+                <w:color w:val="000000"/>
+                <w:sz w:val="16"/>
+                <w:szCs w:val="16"/>
+              </w:rPr>
+              <w:t xml:space="preserve">Law of 2022, extended in 2025.</w:t>
+            </w:r>
+          </w:p>
+        </w:tc>
+        <w:tc>
+          <w:tcPr>
+            <w:tcW w:type="dxa" w:w="2000"/>
+            <w:tcMar>
+              <w:top w:type="dxa" w:w="40"/>
+              <w:left w:type="dxa" w:w="60"/>
+              <w:bottom w:type="dxa" w:w="40"/>
+              <w:right w:type="dxa" w:w="60"/>
+            </w:tcMar>
+          </w:tcPr>
+          <w:p>
+            <w:pPr>
+              <w:spacing w:after="40"/>
+            </w:pPr>
+            <w:r>
+              <w:rPr>
+                <w:rFonts w:ascii="Garamond" w:cs="Garamond" w:eastAsia="Garamond" w:hAnsi="Garamond"/>
+                <w:b w:val="false"/>
+                <w:bCs w:val="false"/>
+                <w:color w:val="000000"/>
+                <w:sz w:val="16"/>
+                <w:szCs w:val="16"/>
+              </w:rPr>
+              <w:t xml:space="preserve">Any retired educator, with the retirement board's approval of each return.</w:t>
+            </w:r>
+          </w:p>
+        </w:tc>
+        <w:tc>
+          <w:tcPr>
+            <w:tcW w:type="dxa" w:w="1250"/>
+            <w:tcMar>
+              <w:top w:type="dxa" w:w="40"/>
+              <w:left w:type="dxa" w:w="60"/>
+              <w:bottom w:type="dxa" w:w="40"/>
+              <w:right w:type="dxa" w:w="60"/>
+            </w:tcMar>
+          </w:tcPr>
+          <w:p>
+            <w:pPr>
+              <w:spacing w:after="40"/>
+            </w:pPr>
+            <w:r>
+              <w:rPr>
+                <w:rFonts w:ascii="Garamond" w:cs="Garamond" w:eastAsia="Garamond" w:hAnsi="Garamond"/>
+                <w:b w:val="false"/>
+                <w:bCs w:val="false"/>
+                <w:color w:val="000000"/>
+                <w:sz w:val="16"/>
+                <w:szCs w:val="16"/>
+              </w:rPr>
+              <w:t xml:space="preserve">90 days.</w:t>
+            </w:r>
+          </w:p>
+        </w:tc>
+        <w:tc>
+          <w:tcPr>
+            <w:tcW w:type="dxa" w:w="1450"/>
+            <w:tcMar>
+              <w:top w:type="dxa" w:w="40"/>
+              <w:left w:type="dxa" w:w="60"/>
+              <w:bottom w:type="dxa" w:w="40"/>
+              <w:right w:type="dxa" w:w="60"/>
+            </w:tcMar>
+          </w:tcPr>
+          <w:p>
+            <w:pPr>
+              <w:spacing w:after="40"/>
+            </w:pPr>
+            <w:r>
+              <w:rPr>
+                <w:rFonts w:ascii="Garamond" w:cs="Garamond" w:eastAsia="Garamond" w:hAnsi="Garamond"/>
+                <w:b w:val="false"/>
+                <w:bCs w:val="false"/>
+                <w:color w:val="000000"/>
+                <w:sz w:val="16"/>
+                <w:szCs w:val="16"/>
+              </w:rPr>
+              <w:t xml:space="preserve">None. (Other options: part time, or under $25,000 a year.)</w:t>
+            </w:r>
+          </w:p>
+        </w:tc>
+        <w:tc>
+          <w:tcPr>
+            <w:tcW w:type="dxa" w:w="1350"/>
+            <w:tcMar>
+              <w:top w:type="dxa" w:w="40"/>
+              <w:left w:type="dxa" w:w="60"/>
+              <w:bottom w:type="dxa" w:w="40"/>
+              <w:right w:type="dxa" w:w="60"/>
+            </w:tcMar>
+          </w:tcPr>
+          <w:p>
+            <w:pPr>
+              <w:spacing w:after="40"/>
+            </w:pPr>
+            <w:r>
+              <w:rPr>
+                <w:rFonts w:ascii="Garamond" w:cs="Garamond" w:eastAsia="Garamond" w:hAnsi="Garamond"/>
+                <w:b w:val="false"/>
+                <w:bCs w:val="false"/>
+                <w:color w:val="000000"/>
+                <w:sz w:val="16"/>
+                <w:szCs w:val="16"/>
               </w:rPr>
               <w:t xml:space="preserve">No.</w:t>
             </w:r>
@@ -914,55 +893,28 @@
         </w:tc>
         <w:tc>
           <w:tcPr>
-            <w:tcW w:type="dxa" w:w="1620"/>
-            <w:tcMar>
-              <w:top w:type="dxa" w:w="60"/>
-              <w:left w:type="dxa" w:w="80"/>
-              <w:bottom w:type="dxa" w:w="60"/>
-              <w:right w:type="dxa" w:w="80"/>
-            </w:tcMar>
-          </w:tcPr>
-          <w:p>
-            <w:pPr>
-              <w:spacing w:after="40"/>
-            </w:pPr>
-            <w:r>
-              <w:rPr>
-                <w:rFonts w:ascii="Garamond" w:cs="Garamond" w:eastAsia="Garamond" w:hAnsi="Garamond"/>
-                <w:b w:val="false"/>
-                <w:bCs w:val="false"/>
-                <w:color w:val="000000"/>
-                <w:sz w:val="17"/>
-                <w:szCs w:val="17"/>
-              </w:rPr>
-              <w:t xml:space="preserve">Up to 60 consecutive or non-consecutive months (36 before SB 133).</w:t>
-            </w:r>
-          </w:p>
-        </w:tc>
-        <w:tc>
-          <w:tcPr>
-            <w:tcW w:type="dxa" w:w="2001"/>
-            <w:tcMar>
-              <w:top w:type="dxa" w:w="60"/>
-              <w:left w:type="dxa" w:w="80"/>
-              <w:bottom w:type="dxa" w:w="60"/>
-              <w:right w:type="dxa" w:w="80"/>
-            </w:tcMar>
-          </w:tcPr>
-          <w:p>
-            <w:pPr>
-              <w:spacing w:after="40"/>
-            </w:pPr>
-            <w:r>
-              <w:rPr>
-                <w:rFonts w:ascii="Garamond" w:cs="Garamond" w:eastAsia="Garamond" w:hAnsi="Garamond"/>
-                <w:b w:val="false"/>
-                <w:bCs w:val="false"/>
-                <w:color w:val="000000"/>
-                <w:sz w:val="17"/>
-                <w:szCs w:val="17"/>
-              </w:rPr>
-              <w:t xml:space="preserve">Full pension continues. Retiree and employer pay non-refundable contributions; no new service credit.</w:t>
+            <w:tcW w:type="dxa" w:w="910"/>
+            <w:tcMar>
+              <w:top w:type="dxa" w:w="40"/>
+              <w:left w:type="dxa" w:w="60"/>
+              <w:bottom w:type="dxa" w:w="40"/>
+              <w:right w:type="dxa" w:w="60"/>
+            </w:tcMar>
+          </w:tcPr>
+          <w:p>
+            <w:pPr>
+              <w:spacing w:after="40"/>
+            </w:pPr>
+            <w:r>
+              <w:rPr>
+                <w:rFonts w:ascii="Garamond" w:cs="Garamond" w:eastAsia="Garamond" w:hAnsi="Garamond"/>
+                <w:b w:val="false"/>
+                <w:bCs w:val="false"/>
+                <w:color w:val="000000"/>
+                <w:sz w:val="16"/>
+                <w:szCs w:val="16"/>
+              </w:rPr>
+              <w:t xml:space="preserve">Up to 60 months of work in total.</w:t>
             </w:r>
           </w:p>
         </w:tc>
@@ -973,12 +925,12 @@
         </w:trPr>
         <w:tc>
           <w:tcPr>
-            <w:tcW w:type="dxa" w:w="1811"/>
-            <w:tcMar>
-              <w:top w:type="dxa" w:w="60"/>
-              <w:left w:type="dxa" w:w="80"/>
-              <w:bottom w:type="dxa" w:w="60"/>
-              <w:right w:type="dxa" w:w="80"/>
+            <w:tcW w:type="dxa" w:w="1000"/>
+            <w:tcMar>
+              <w:top w:type="dxa" w:w="40"/>
+              <w:left w:type="dxa" w:w="60"/>
+              <w:bottom w:type="dxa" w:w="40"/>
+              <w:right w:type="dxa" w:w="60"/>
             </w:tcMar>
           </w:tcPr>
           <w:p>
@@ -991,78 +943,89 @@
                 <w:b/>
                 <w:bCs/>
                 <w:color w:val="000000"/>
-                <w:sz w:val="17"/>
-                <w:szCs w:val="17"/>
+                <w:sz w:val="16"/>
+                <w:szCs w:val="16"/>
               </w:rPr>
               <w:t xml:space="preserve">Louisiana</w:t>
             </w:r>
           </w:p>
-          <w:p>
-            <w:pPr>
-              <w:spacing w:after="40"/>
-            </w:pPr>
-            <w:r>
-              <w:rPr>
-                <w:rFonts w:ascii="Garamond" w:cs="Garamond" w:eastAsia="Garamond" w:hAnsi="Garamond"/>
-                <w:b w:val="false"/>
-                <w:bCs w:val="false"/>
-                <w:color w:val="000000"/>
-                <w:sz w:val="17"/>
-                <w:szCs w:val="17"/>
-              </w:rPr>
-              <w:t xml:space="preserve">Act 394 of 2024 (signed May 2024).</w:t>
-            </w:r>
-          </w:p>
-        </w:tc>
-        <w:tc>
-          <w:tcPr>
-            <w:tcW w:type="dxa" w:w="2192"/>
-            <w:tcMar>
-              <w:top w:type="dxa" w:w="60"/>
-              <w:left w:type="dxa" w:w="80"/>
-              <w:bottom w:type="dxa" w:w="60"/>
-              <w:right w:type="dxa" w:w="80"/>
-            </w:tcMar>
-          </w:tcPr>
-          <w:p>
-            <w:pPr>
-              <w:spacing w:after="40"/>
-            </w:pPr>
-            <w:r>
-              <w:rPr>
-                <w:rFonts w:ascii="Garamond" w:cs="Garamond" w:eastAsia="Garamond" w:hAnsi="Garamond"/>
-                <w:b w:val="false"/>
-                <w:bCs w:val="false"/>
-                <w:color w:val="000000"/>
-                <w:sz w:val="17"/>
-                <w:szCs w:val="17"/>
-              </w:rPr>
-              <w:t xml:space="preserve">Retired on or after 1 Jul 2020: full or part time as PreK-12 classroom teacher in specified subjects, or in a critical-shortage position. Retired before 1 Jul 2020: part time in a critical-shortage position.</w:t>
-            </w:r>
-          </w:p>
-        </w:tc>
-        <w:tc>
-          <w:tcPr>
-            <w:tcW w:type="dxa" w:w="1811"/>
-            <w:tcMar>
-              <w:top w:type="dxa" w:w="60"/>
-              <w:left w:type="dxa" w:w="80"/>
-              <w:bottom w:type="dxa" w:w="60"/>
-              <w:right w:type="dxa" w:w="80"/>
-            </w:tcMar>
-          </w:tcPr>
-          <w:p>
-            <w:pPr>
-              <w:spacing w:after="40"/>
-            </w:pPr>
-            <w:r>
-              <w:rPr>
-                <w:rFonts w:ascii="Garamond" w:cs="Garamond" w:eastAsia="Garamond" w:hAnsi="Garamond"/>
-                <w:b w:val="false"/>
-                <w:bCs w:val="false"/>
-                <w:color w:val="000000"/>
-                <w:sz w:val="17"/>
-                <w:szCs w:val="17"/>
+        </w:tc>
+        <w:tc>
+          <w:tcPr>
+            <w:tcW w:type="dxa" w:w="1400"/>
+            <w:tcMar>
+              <w:top w:type="dxa" w:w="40"/>
+              <w:left w:type="dxa" w:w="60"/>
+              <w:bottom w:type="dxa" w:w="40"/>
+              <w:right w:type="dxa" w:w="60"/>
+            </w:tcMar>
+          </w:tcPr>
+          <w:p>
+            <w:pPr>
+              <w:spacing w:after="40"/>
+            </w:pPr>
+            <w:r>
+              <w:rPr>
+                <w:rFonts w:ascii="Garamond" w:cs="Garamond" w:eastAsia="Garamond" w:hAnsi="Garamond"/>
+                <w:b w:val="false"/>
+                <w:bCs w:val="false"/>
+                <w:color w:val="000000"/>
+                <w:sz w:val="16"/>
+                <w:szCs w:val="16"/>
+              </w:rPr>
+              <w:t xml:space="preserve">Law of 2024.</w:t>
+            </w:r>
+          </w:p>
+        </w:tc>
+        <w:tc>
+          <w:tcPr>
+            <w:tcW w:type="dxa" w:w="2000"/>
+            <w:tcMar>
+              <w:top w:type="dxa" w:w="40"/>
+              <w:left w:type="dxa" w:w="60"/>
+              <w:bottom w:type="dxa" w:w="40"/>
+              <w:right w:type="dxa" w:w="60"/>
+            </w:tcMar>
+          </w:tcPr>
+          <w:p>
+            <w:pPr>
+              <w:spacing w:after="40"/>
+            </w:pPr>
+            <w:r>
+              <w:rPr>
+                <w:rFonts w:ascii="Garamond" w:cs="Garamond" w:eastAsia="Garamond" w:hAnsi="Garamond"/>
+                <w:b w:val="false"/>
+                <w:bCs w:val="false"/>
+                <w:color w:val="000000"/>
+                <w:sz w:val="16"/>
+                <w:szCs w:val="16"/>
+              </w:rPr>
+              <w:t xml:space="preserve">Retired after mid-2020: full or part time as a classroom teacher in listed subjects, or in a shortage post. Retired before mid-2020: part time in a shortage post.</w:t>
+            </w:r>
+          </w:p>
+        </w:tc>
+        <w:tc>
+          <w:tcPr>
+            <w:tcW w:type="dxa" w:w="1250"/>
+            <w:tcMar>
+              <w:top w:type="dxa" w:w="40"/>
+              <w:left w:type="dxa" w:w="60"/>
+              <w:bottom w:type="dxa" w:w="40"/>
+              <w:right w:type="dxa" w:w="60"/>
+            </w:tcMar>
+          </w:tcPr>
+          <w:p>
+            <w:pPr>
+              <w:spacing w:after="40"/>
+            </w:pPr>
+            <w:r>
+              <w:rPr>
+                <w:rFonts w:ascii="Garamond" w:cs="Garamond" w:eastAsia="Garamond" w:hAnsi="Garamond"/>
+                <w:b w:val="false"/>
+                <w:bCs w:val="false"/>
+                <w:color w:val="000000"/>
+                <w:sz w:val="16"/>
+                <w:szCs w:val="16"/>
               </w:rPr>
               <w:t xml:space="preserve">Twelve months.</w:t>
             </w:r>
@@ -1070,109 +1033,82 @@
         </w:tc>
         <w:tc>
           <w:tcPr>
-            <w:tcW w:type="dxa" w:w="1906"/>
-            <w:tcMar>
-              <w:top w:type="dxa" w:w="60"/>
-              <w:left w:type="dxa" w:w="80"/>
-              <w:bottom w:type="dxa" w:w="60"/>
-              <w:right w:type="dxa" w:w="80"/>
-            </w:tcMar>
-          </w:tcPr>
-          <w:p>
-            <w:pPr>
-              <w:spacing w:after="40"/>
-            </w:pPr>
-            <w:r>
-              <w:rPr>
-                <w:rFonts w:ascii="Garamond" w:cs="Garamond" w:eastAsia="Garamond" w:hAnsi="Garamond"/>
-                <w:b w:val="false"/>
-                <w:bCs w:val="false"/>
-                <w:color w:val="000000"/>
-                <w:sz w:val="17"/>
-                <w:szCs w:val="17"/>
-              </w:rPr>
-              <w:t xml:space="preserve">None in those positions.</w:t>
-            </w:r>
-          </w:p>
-        </w:tc>
-        <w:tc>
-          <w:tcPr>
-            <w:tcW w:type="dxa" w:w="1620"/>
-            <w:tcMar>
-              <w:top w:type="dxa" w:w="60"/>
-              <w:left w:type="dxa" w:w="80"/>
-              <w:bottom w:type="dxa" w:w="60"/>
-              <w:right w:type="dxa" w:w="80"/>
-            </w:tcMar>
-          </w:tcPr>
-          <w:p>
-            <w:pPr>
-              <w:spacing w:after="40"/>
-            </w:pPr>
-            <w:r>
-              <w:rPr>
-                <w:rFonts w:ascii="Garamond" w:cs="Garamond" w:eastAsia="Garamond" w:hAnsi="Garamond"/>
-                <w:b w:val="false"/>
-                <w:bCs w:val="false"/>
-                <w:color w:val="000000"/>
-                <w:sz w:val="17"/>
-                <w:szCs w:val="17"/>
-              </w:rPr>
-              <w:t xml:space="preserve">Yes for critical-shortage positions: the employer certifies the shortage to TRSL.</w:t>
-            </w:r>
-          </w:p>
-        </w:tc>
-        <w:tc>
-          <w:tcPr>
-            <w:tcW w:type="dxa" w:w="1620"/>
-            <w:tcMar>
-              <w:top w:type="dxa" w:w="60"/>
-              <w:left w:type="dxa" w:w="80"/>
-              <w:bottom w:type="dxa" w:w="60"/>
-              <w:right w:type="dxa" w:w="80"/>
-            </w:tcMar>
-          </w:tcPr>
-          <w:p>
-            <w:pPr>
-              <w:spacing w:after="40"/>
-            </w:pPr>
-            <w:r>
-              <w:rPr>
-                <w:rFonts w:ascii="Garamond" w:cs="Garamond" w:eastAsia="Garamond" w:hAnsi="Garamond"/>
-                <w:b w:val="false"/>
-                <w:bCs w:val="false"/>
-                <w:color w:val="000000"/>
-                <w:sz w:val="17"/>
-                <w:szCs w:val="17"/>
-              </w:rPr>
-              <w:t xml:space="preserve">No stated limit; certification is renewed with the employer.</w:t>
-            </w:r>
-          </w:p>
-        </w:tc>
-        <w:tc>
-          <w:tcPr>
-            <w:tcW w:type="dxa" w:w="2001"/>
-            <w:tcMar>
-              <w:top w:type="dxa" w:w="60"/>
-              <w:left w:type="dxa" w:w="80"/>
-              <w:bottom w:type="dxa" w:w="60"/>
-              <w:right w:type="dxa" w:w="80"/>
-            </w:tcMar>
-          </w:tcPr>
-          <w:p>
-            <w:pPr>
-              <w:spacing w:after="40"/>
-            </w:pPr>
-            <w:r>
-              <w:rPr>
-                <w:rFonts w:ascii="Garamond" w:cs="Garamond" w:eastAsia="Garamond" w:hAnsi="Garamond"/>
-                <w:b w:val="false"/>
-                <w:bCs w:val="false"/>
-                <w:color w:val="000000"/>
-                <w:sz w:val="17"/>
-                <w:szCs w:val="17"/>
-              </w:rPr>
-              <w:t xml:space="preserve">Neither suspended nor reduced. Both sides contribute, no new credit. Hired through a staffing agency: benefits suspended.</w:t>
+            <w:tcW w:type="dxa" w:w="1450"/>
+            <w:tcMar>
+              <w:top w:type="dxa" w:w="40"/>
+              <w:left w:type="dxa" w:w="60"/>
+              <w:bottom w:type="dxa" w:w="40"/>
+              <w:right w:type="dxa" w:w="60"/>
+            </w:tcMar>
+          </w:tcPr>
+          <w:p>
+            <w:pPr>
+              <w:spacing w:after="40"/>
+            </w:pPr>
+            <w:r>
+              <w:rPr>
+                <w:rFonts w:ascii="Garamond" w:cs="Garamond" w:eastAsia="Garamond" w:hAnsi="Garamond"/>
+                <w:b w:val="false"/>
+                <w:bCs w:val="false"/>
+                <w:color w:val="000000"/>
+                <w:sz w:val="16"/>
+                <w:szCs w:val="16"/>
+              </w:rPr>
+              <w:t xml:space="preserve">None in those posts.</w:t>
+            </w:r>
+          </w:p>
+        </w:tc>
+        <w:tc>
+          <w:tcPr>
+            <w:tcW w:type="dxa" w:w="1350"/>
+            <w:tcMar>
+              <w:top w:type="dxa" w:w="40"/>
+              <w:left w:type="dxa" w:w="60"/>
+              <w:bottom w:type="dxa" w:w="40"/>
+              <w:right w:type="dxa" w:w="60"/>
+            </w:tcMar>
+          </w:tcPr>
+          <w:p>
+            <w:pPr>
+              <w:spacing w:after="40"/>
+            </w:pPr>
+            <w:r>
+              <w:rPr>
+                <w:rFonts w:ascii="Garamond" w:cs="Garamond" w:eastAsia="Garamond" w:hAnsi="Garamond"/>
+                <w:b w:val="false"/>
+                <w:bCs w:val="false"/>
+                <w:color w:val="000000"/>
+                <w:sz w:val="16"/>
+                <w:szCs w:val="16"/>
+              </w:rPr>
+              <w:t xml:space="preserve">Yes, for shortage posts: the district certifies it.</w:t>
+            </w:r>
+          </w:p>
+        </w:tc>
+        <w:tc>
+          <w:tcPr>
+            <w:tcW w:type="dxa" w:w="910"/>
+            <w:tcMar>
+              <w:top w:type="dxa" w:w="40"/>
+              <w:left w:type="dxa" w:w="60"/>
+              <w:bottom w:type="dxa" w:w="40"/>
+              <w:right w:type="dxa" w:w="60"/>
+            </w:tcMar>
+          </w:tcPr>
+          <w:p>
+            <w:pPr>
+              <w:spacing w:after="40"/>
+            </w:pPr>
+            <w:r>
+              <w:rPr>
+                <w:rFonts w:ascii="Garamond" w:cs="Garamond" w:eastAsia="Garamond" w:hAnsi="Garamond"/>
+                <w:b w:val="false"/>
+                <w:bCs w:val="false"/>
+                <w:color w:val="000000"/>
+                <w:sz w:val="16"/>
+                <w:szCs w:val="16"/>
+              </w:rPr>
+              <w:t xml:space="preserve">No limit stated.</w:t>
             </w:r>
           </w:p>
         </w:tc>
@@ -1183,12 +1119,12 @@
         </w:trPr>
         <w:tc>
           <w:tcPr>
-            <w:tcW w:type="dxa" w:w="1811"/>
-            <w:tcMar>
-              <w:top w:type="dxa" w:w="60"/>
-              <w:left w:type="dxa" w:w="80"/>
-              <w:bottom w:type="dxa" w:w="60"/>
-              <w:right w:type="dxa" w:w="80"/>
+            <w:tcW w:type="dxa" w:w="1000"/>
+            <w:tcMar>
+              <w:top w:type="dxa" w:w="40"/>
+              <w:left w:type="dxa" w:w="60"/>
+              <w:bottom w:type="dxa" w:w="40"/>
+              <w:right w:type="dxa" w:w="60"/>
             </w:tcMar>
           </w:tcPr>
           <w:p>
@@ -1201,132 +1137,143 @@
                 <w:b/>
                 <w:bCs/>
                 <w:color w:val="000000"/>
-                <w:sz w:val="17"/>
-                <w:szCs w:val="17"/>
+                <w:sz w:val="16"/>
+                <w:szCs w:val="16"/>
               </w:rPr>
               <w:t xml:space="preserve">North Carolina</w:t>
             </w:r>
           </w:p>
-          <w:p>
-            <w:pPr>
-              <w:spacing w:after="40"/>
-            </w:pPr>
-            <w:r>
-              <w:rPr>
-                <w:rFonts w:ascii="Garamond" w:cs="Garamond" w:eastAsia="Garamond" w:hAnsi="Garamond"/>
-                <w:b w:val="false"/>
-                <w:bCs w:val="false"/>
-                <w:color w:val="000000"/>
-                <w:sz w:val="17"/>
-                <w:szCs w:val="17"/>
-              </w:rPr>
-              <w:t xml:space="preserve">General return-to-work rule of the Teachers' and State Employees' Retirement System. Exception in force 1999–2009 (lapsed).</w:t>
-            </w:r>
-          </w:p>
-        </w:tc>
-        <w:tc>
-          <w:tcPr>
-            <w:tcW w:type="dxa" w:w="2192"/>
-            <w:tcMar>
-              <w:top w:type="dxa" w:w="60"/>
-              <w:left w:type="dxa" w:w="80"/>
-              <w:bottom w:type="dxa" w:w="60"/>
-              <w:right w:type="dxa" w:w="80"/>
-            </w:tcMar>
-          </w:tcPr>
-          <w:p>
-            <w:pPr>
-              <w:spacing w:after="40"/>
-            </w:pPr>
-            <w:r>
-              <w:rPr>
-                <w:rFonts w:ascii="Garamond" w:cs="Garamond" w:eastAsia="Garamond" w:hAnsi="Garamond"/>
-                <w:b w:val="false"/>
-                <w:bCs w:val="false"/>
-                <w:color w:val="000000"/>
-                <w:sz w:val="17"/>
-                <w:szCs w:val="17"/>
-              </w:rPr>
-              <w:t xml:space="preserve">Any TSERS retiree, after the break.</w:t>
-            </w:r>
-          </w:p>
-        </w:tc>
-        <w:tc>
-          <w:tcPr>
-            <w:tcW w:type="dxa" w:w="1811"/>
-            <w:tcMar>
-              <w:top w:type="dxa" w:w="60"/>
-              <w:left w:type="dxa" w:w="80"/>
-              <w:bottom w:type="dxa" w:w="60"/>
-              <w:right w:type="dxa" w:w="80"/>
-            </w:tcMar>
-          </w:tcPr>
-          <w:p>
-            <w:pPr>
-              <w:spacing w:after="40"/>
-            </w:pPr>
-            <w:r>
-              <w:rPr>
-                <w:rFonts w:ascii="Garamond" w:cs="Garamond" w:eastAsia="Garamond" w:hAnsi="Garamond"/>
-                <w:b w:val="false"/>
-                <w:bCs w:val="false"/>
-                <w:color w:val="000000"/>
-                <w:sz w:val="17"/>
-                <w:szCs w:val="17"/>
-              </w:rPr>
-              <w:t xml:space="preserve">Six months, during which no paid work for any system employer, substitute teaching included.</w:t>
-            </w:r>
-          </w:p>
-        </w:tc>
-        <w:tc>
-          <w:tcPr>
-            <w:tcW w:type="dxa" w:w="1906"/>
-            <w:tcMar>
-              <w:top w:type="dxa" w:w="60"/>
-              <w:left w:type="dxa" w:w="80"/>
-              <w:bottom w:type="dxa" w:w="60"/>
-              <w:right w:type="dxa" w:w="80"/>
-            </w:tcMar>
-          </w:tcPr>
-          <w:p>
-            <w:pPr>
-              <w:spacing w:after="40"/>
-            </w:pPr>
-            <w:r>
-              <w:rPr>
-                <w:rFonts w:ascii="Garamond" w:cs="Garamond" w:eastAsia="Garamond" w:hAnsi="Garamond"/>
-                <w:b w:val="false"/>
-                <w:bCs w:val="false"/>
-                <w:color w:val="000000"/>
-                <w:sz w:val="17"/>
-                <w:szCs w:val="17"/>
-              </w:rPr>
-              <w:t xml:space="preserve">The greater of 50% of pre-retirement pay or $42,160 (2026). Above that, the pension is suspended. From 1999 to 2009 retired teachers could return full time on full salary with no cap.</w:t>
-            </w:r>
-          </w:p>
-        </w:tc>
-        <w:tc>
-          <w:tcPr>
-            <w:tcW w:type="dxa" w:w="1620"/>
-            <w:tcMar>
-              <w:top w:type="dxa" w:w="60"/>
-              <w:left w:type="dxa" w:w="80"/>
-              <w:bottom w:type="dxa" w:w="60"/>
-              <w:right w:type="dxa" w:w="80"/>
-            </w:tcMar>
-          </w:tcPr>
-          <w:p>
-            <w:pPr>
-              <w:spacing w:after="40"/>
-            </w:pPr>
-            <w:r>
-              <w:rPr>
-                <w:rFonts w:ascii="Garamond" w:cs="Garamond" w:eastAsia="Garamond" w:hAnsi="Garamond"/>
-                <w:b w:val="false"/>
-                <w:bCs w:val="false"/>
-                <w:color w:val="000000"/>
-                <w:sz w:val="17"/>
-                <w:szCs w:val="17"/>
+        </w:tc>
+        <w:tc>
+          <w:tcPr>
+            <w:tcW w:type="dxa" w:w="1400"/>
+            <w:tcMar>
+              <w:top w:type="dxa" w:w="40"/>
+              <w:left w:type="dxa" w:w="60"/>
+              <w:bottom w:type="dxa" w:w="40"/>
+              <w:right w:type="dxa" w:w="60"/>
+            </w:tcMar>
+          </w:tcPr>
+          <w:p>
+            <w:pPr>
+              <w:spacing w:after="40"/>
+            </w:pPr>
+            <w:r>
+              <w:rPr>
+                <w:rFonts w:ascii="Garamond" w:cs="Garamond" w:eastAsia="Garamond" w:hAnsi="Garamond"/>
+                <w:b w:val="false"/>
+                <w:bCs w:val="false"/>
+                <w:color w:val="000000"/>
+                <w:sz w:val="16"/>
+                <w:szCs w:val="16"/>
+              </w:rPr>
+              <w:t xml:space="preserve">Standing rule. A more generous exception ran from 1999 to 2009.</w:t>
+            </w:r>
+          </w:p>
+        </w:tc>
+        <w:tc>
+          <w:tcPr>
+            <w:tcW w:type="dxa" w:w="2000"/>
+            <w:tcMar>
+              <w:top w:type="dxa" w:w="40"/>
+              <w:left w:type="dxa" w:w="60"/>
+              <w:bottom w:type="dxa" w:w="40"/>
+              <w:right w:type="dxa" w:w="60"/>
+            </w:tcMar>
+          </w:tcPr>
+          <w:p>
+            <w:pPr>
+              <w:spacing w:after="40"/>
+            </w:pPr>
+            <w:r>
+              <w:rPr>
+                <w:rFonts w:ascii="Garamond" w:cs="Garamond" w:eastAsia="Garamond" w:hAnsi="Garamond"/>
+                <w:b w:val="false"/>
+                <w:bCs w:val="false"/>
+                <w:color w:val="000000"/>
+                <w:sz w:val="16"/>
+                <w:szCs w:val="16"/>
+              </w:rPr>
+              <w:t xml:space="preserve">Any retired teacher.</w:t>
+            </w:r>
+          </w:p>
+        </w:tc>
+        <w:tc>
+          <w:tcPr>
+            <w:tcW w:type="dxa" w:w="1250"/>
+            <w:tcMar>
+              <w:top w:type="dxa" w:w="40"/>
+              <w:left w:type="dxa" w:w="60"/>
+              <w:bottom w:type="dxa" w:w="40"/>
+              <w:right w:type="dxa" w:w="60"/>
+            </w:tcMar>
+          </w:tcPr>
+          <w:p>
+            <w:pPr>
+              <w:spacing w:after="40"/>
+            </w:pPr>
+            <w:r>
+              <w:rPr>
+                <w:rFonts w:ascii="Garamond" w:cs="Garamond" w:eastAsia="Garamond" w:hAnsi="Garamond"/>
+                <w:b w:val="false"/>
+                <w:bCs w:val="false"/>
+                <w:color w:val="000000"/>
+                <w:sz w:val="16"/>
+                <w:szCs w:val="16"/>
+              </w:rPr>
+              <w:t xml:space="preserve">Six months.</w:t>
+            </w:r>
+          </w:p>
+        </w:tc>
+        <w:tc>
+          <w:tcPr>
+            <w:tcW w:type="dxa" w:w="1450"/>
+            <w:tcMar>
+              <w:top w:type="dxa" w:w="40"/>
+              <w:left w:type="dxa" w:w="60"/>
+              <w:bottom w:type="dxa" w:w="40"/>
+              <w:right w:type="dxa" w:w="60"/>
+            </w:tcMar>
+          </w:tcPr>
+          <w:p>
+            <w:pPr>
+              <w:spacing w:after="40"/>
+            </w:pPr>
+            <w:r>
+              <w:rPr>
+                <w:rFonts w:ascii="Garamond" w:cs="Garamond" w:eastAsia="Garamond" w:hAnsi="Garamond"/>
+                <w:b w:val="false"/>
+                <w:bCs w:val="false"/>
+                <w:color w:val="000000"/>
+                <w:sz w:val="16"/>
+                <w:szCs w:val="16"/>
+              </w:rPr>
+              <w:t xml:space="preserve">Half of the former salary or $42,160, whichever is higher. Above that the pension stops.</w:t>
+            </w:r>
+          </w:p>
+        </w:tc>
+        <w:tc>
+          <w:tcPr>
+            <w:tcW w:type="dxa" w:w="1350"/>
+            <w:tcMar>
+              <w:top w:type="dxa" w:w="40"/>
+              <w:left w:type="dxa" w:w="60"/>
+              <w:bottom w:type="dxa" w:w="40"/>
+              <w:right w:type="dxa" w:w="60"/>
+            </w:tcMar>
+          </w:tcPr>
+          <w:p>
+            <w:pPr>
+              <w:spacing w:after="40"/>
+            </w:pPr>
+            <w:r>
+              <w:rPr>
+                <w:rFonts w:ascii="Garamond" w:cs="Garamond" w:eastAsia="Garamond" w:hAnsi="Garamond"/>
+                <w:b w:val="false"/>
+                <w:bCs w:val="false"/>
+                <w:color w:val="000000"/>
+                <w:sz w:val="16"/>
+                <w:szCs w:val="16"/>
               </w:rPr>
               <w:t xml:space="preserve">No.</w:t>
             </w:r>
@@ -1334,55 +1281,28 @@
         </w:tc>
         <w:tc>
           <w:tcPr>
-            <w:tcW w:type="dxa" w:w="1620"/>
-            <w:tcMar>
-              <w:top w:type="dxa" w:w="60"/>
-              <w:left w:type="dxa" w:w="80"/>
-              <w:bottom w:type="dxa" w:w="60"/>
-              <w:right w:type="dxa" w:w="80"/>
-            </w:tcMar>
-          </w:tcPr>
-          <w:p>
-            <w:pPr>
-              <w:spacing w:after="40"/>
-            </w:pPr>
-            <w:r>
-              <w:rPr>
-                <w:rFonts w:ascii="Garamond" w:cs="Garamond" w:eastAsia="Garamond" w:hAnsi="Garamond"/>
-                <w:b w:val="false"/>
-                <w:bCs w:val="false"/>
-                <w:color w:val="000000"/>
-                <w:sz w:val="17"/>
-                <w:szCs w:val="17"/>
-              </w:rPr>
-              <w:t xml:space="preserve">No limit within the cap.</w:t>
-            </w:r>
-          </w:p>
-        </w:tc>
-        <w:tc>
-          <w:tcPr>
-            <w:tcW w:type="dxa" w:w="2001"/>
-            <w:tcMar>
-              <w:top w:type="dxa" w:w="60"/>
-              <w:left w:type="dxa" w:w="80"/>
-              <w:bottom w:type="dxa" w:w="60"/>
-              <w:right w:type="dxa" w:w="80"/>
-            </w:tcMar>
-          </w:tcPr>
-          <w:p>
-            <w:pPr>
-              <w:spacing w:after="40"/>
-            </w:pPr>
-            <w:r>
-              <w:rPr>
-                <w:rFonts w:ascii="Garamond" w:cs="Garamond" w:eastAsia="Garamond" w:hAnsi="Garamond"/>
-                <w:b w:val="false"/>
-                <w:bCs w:val="false"/>
-                <w:color w:val="000000"/>
-                <w:sz w:val="17"/>
-                <w:szCs w:val="17"/>
-              </w:rPr>
-              <w:t xml:space="preserve">Continues while earnings stay under the cap. Research on the 1999–2009 window finds returners went disproportionately to high-need schools.</w:t>
+            <w:tcW w:type="dxa" w:w="910"/>
+            <w:tcMar>
+              <w:top w:type="dxa" w:w="40"/>
+              <w:left w:type="dxa" w:w="60"/>
+              <w:bottom w:type="dxa" w:w="40"/>
+              <w:right w:type="dxa" w:w="60"/>
+            </w:tcMar>
+          </w:tcPr>
+          <w:p>
+            <w:pPr>
+              <w:spacing w:after="40"/>
+            </w:pPr>
+            <w:r>
+              <w:rPr>
+                <w:rFonts w:ascii="Garamond" w:cs="Garamond" w:eastAsia="Garamond" w:hAnsi="Garamond"/>
+                <w:b w:val="false"/>
+                <w:bCs w:val="false"/>
+                <w:color w:val="000000"/>
+                <w:sz w:val="16"/>
+                <w:szCs w:val="16"/>
+              </w:rPr>
+              <w:t xml:space="preserve">No limit.</w:t>
             </w:r>
           </w:p>
         </w:tc>
@@ -1393,12 +1313,12 @@
         </w:trPr>
         <w:tc>
           <w:tcPr>
-            <w:tcW w:type="dxa" w:w="1811"/>
-            <w:tcMar>
-              <w:top w:type="dxa" w:w="60"/>
-              <w:left w:type="dxa" w:w="80"/>
-              <w:bottom w:type="dxa" w:w="60"/>
-              <w:right w:type="dxa" w:w="80"/>
+            <w:tcW w:type="dxa" w:w="1000"/>
+            <w:tcMar>
+              <w:top w:type="dxa" w:w="40"/>
+              <w:left w:type="dxa" w:w="60"/>
+              <w:bottom w:type="dxa" w:w="40"/>
+              <w:right w:type="dxa" w:w="60"/>
             </w:tcMar>
           </w:tcPr>
           <w:p>
@@ -1411,188 +1331,172 @@
                 <w:b/>
                 <w:bCs/>
                 <w:color w:val="000000"/>
-                <w:sz w:val="17"/>
-                <w:szCs w:val="17"/>
+                <w:sz w:val="16"/>
+                <w:szCs w:val="16"/>
               </w:rPr>
               <w:t xml:space="preserve">Virginia</w:t>
             </w:r>
           </w:p>
-          <w:p>
-            <w:pPr>
-              <w:spacing w:after="40"/>
-            </w:pPr>
-            <w:r>
-              <w:rPr>
-                <w:rFonts w:ascii="Garamond" w:cs="Garamond" w:eastAsia="Garamond" w:hAnsi="Garamond"/>
-                <w:b w:val="false"/>
-                <w:bCs w:val="false"/>
-                <w:color w:val="000000"/>
-                <w:sz w:val="17"/>
-                <w:szCs w:val="17"/>
-              </w:rPr>
-              <w:t xml:space="preserve">Critical-shortage provisions administered by the Virginia Retirement System, break shortened from 12 to 6 months from 1 Jul 2023; Executive Directive 3 (2022) on licensure.</w:t>
-            </w:r>
-          </w:p>
-        </w:tc>
-        <w:tc>
-          <w:tcPr>
-            <w:tcW w:type="dxa" w:w="2192"/>
-            <w:tcMar>
-              <w:top w:type="dxa" w:w="60"/>
-              <w:left w:type="dxa" w:w="80"/>
-              <w:bottom w:type="dxa" w:w="60"/>
-              <w:right w:type="dxa" w:w="80"/>
-            </w:tcMar>
-          </w:tcPr>
-          <w:p>
-            <w:pPr>
-              <w:spacing w:after="40"/>
-            </w:pPr>
-            <w:r>
-              <w:rPr>
-                <w:rFonts w:ascii="Garamond" w:cs="Garamond" w:eastAsia="Garamond" w:hAnsi="Garamond"/>
-                <w:b w:val="false"/>
-                <w:bCs w:val="false"/>
-                <w:color w:val="000000"/>
-                <w:sz w:val="17"/>
-                <w:szCs w:val="17"/>
-              </w:rPr>
-              <w:t xml:space="preserve">VRS retirees hired full time into a certified critical-shortage position (teachers, principals, specialised student support, bus drivers). Not those retired under an early-retirement incentive or on disability, and no pre-arranged agreement before retiring.</w:t>
-            </w:r>
-          </w:p>
-        </w:tc>
-        <w:tc>
-          <w:tcPr>
-            <w:tcW w:type="dxa" w:w="1811"/>
-            <w:tcMar>
-              <w:top w:type="dxa" w:w="60"/>
-              <w:left w:type="dxa" w:w="80"/>
-              <w:bottom w:type="dxa" w:w="60"/>
-              <w:right w:type="dxa" w:w="80"/>
-            </w:tcMar>
-          </w:tcPr>
-          <w:p>
-            <w:pPr>
-              <w:spacing w:after="40"/>
-            </w:pPr>
-            <w:r>
-              <w:rPr>
-                <w:rFonts w:ascii="Garamond" w:cs="Garamond" w:eastAsia="Garamond" w:hAnsi="Garamond"/>
-                <w:b w:val="false"/>
-                <w:bCs w:val="false"/>
-                <w:color w:val="000000"/>
-                <w:sz w:val="17"/>
-                <w:szCs w:val="17"/>
-              </w:rPr>
-              <w:t xml:space="preserve">Six consecutive months with no work, paid or volunteer, for any VRS employer.</w:t>
-            </w:r>
-          </w:p>
-        </w:tc>
-        <w:tc>
-          <w:tcPr>
-            <w:tcW w:type="dxa" w:w="1906"/>
-            <w:tcMar>
-              <w:top w:type="dxa" w:w="60"/>
-              <w:left w:type="dxa" w:w="80"/>
-              <w:bottom w:type="dxa" w:w="60"/>
-              <w:right w:type="dxa" w:w="80"/>
-            </w:tcMar>
-          </w:tcPr>
-          <w:p>
-            <w:pPr>
-              <w:spacing w:after="40"/>
-            </w:pPr>
-            <w:r>
-              <w:rPr>
-                <w:rFonts w:ascii="Garamond" w:cs="Garamond" w:eastAsia="Garamond" w:hAnsi="Garamond"/>
-                <w:b w:val="false"/>
-                <w:bCs w:val="false"/>
-                <w:color w:val="000000"/>
-                <w:sz w:val="17"/>
-                <w:szCs w:val="17"/>
-              </w:rPr>
-              <w:t xml:space="preserve">None: full salary plus full benefit.</w:t>
-            </w:r>
-          </w:p>
-        </w:tc>
-        <w:tc>
-          <w:tcPr>
-            <w:tcW w:type="dxa" w:w="1620"/>
-            <w:tcMar>
-              <w:top w:type="dxa" w:w="60"/>
-              <w:left w:type="dxa" w:w="80"/>
-              <w:bottom w:type="dxa" w:w="60"/>
-              <w:right w:type="dxa" w:w="80"/>
-            </w:tcMar>
-          </w:tcPr>
-          <w:p>
-            <w:pPr>
-              <w:spacing w:after="40"/>
-            </w:pPr>
-            <w:r>
-              <w:rPr>
-                <w:rFonts w:ascii="Garamond" w:cs="Garamond" w:eastAsia="Garamond" w:hAnsi="Garamond"/>
-                <w:b w:val="false"/>
-                <w:bCs w:val="false"/>
-                <w:color w:val="000000"/>
-                <w:sz w:val="17"/>
-                <w:szCs w:val="17"/>
-              </w:rPr>
-              <w:t xml:space="preserve">Yes: the school division certifies the position each year (form VRS-160).</w:t>
-            </w:r>
-          </w:p>
-        </w:tc>
-        <w:tc>
-          <w:tcPr>
-            <w:tcW w:type="dxa" w:w="1620"/>
-            <w:tcMar>
-              <w:top w:type="dxa" w:w="60"/>
-              <w:left w:type="dxa" w:w="80"/>
-              <w:bottom w:type="dxa" w:w="60"/>
-              <w:right w:type="dxa" w:w="80"/>
-            </w:tcMar>
-          </w:tcPr>
-          <w:p>
-            <w:pPr>
-              <w:spacing w:after="40"/>
-            </w:pPr>
-            <w:r>
-              <w:rPr>
-                <w:rFonts w:ascii="Garamond" w:cs="Garamond" w:eastAsia="Garamond" w:hAnsi="Garamond"/>
-                <w:b w:val="false"/>
-                <w:bCs w:val="false"/>
-                <w:color w:val="000000"/>
-                <w:sz w:val="17"/>
-                <w:szCs w:val="17"/>
-              </w:rPr>
-              <w:t xml:space="preserve">The provisions expire 1 Jul 2028.</w:t>
-            </w:r>
-          </w:p>
-        </w:tc>
-        <w:tc>
-          <w:tcPr>
-            <w:tcW w:type="dxa" w:w="2001"/>
-            <w:tcMar>
-              <w:top w:type="dxa" w:w="60"/>
-              <w:left w:type="dxa" w:w="80"/>
-              <w:bottom w:type="dxa" w:w="60"/>
-              <w:right w:type="dxa" w:w="80"/>
-            </w:tcMar>
-          </w:tcPr>
-          <w:p>
-            <w:pPr>
-              <w:spacing w:after="40"/>
-            </w:pPr>
-            <w:r>
-              <w:rPr>
-                <w:rFonts w:ascii="Garamond" w:cs="Garamond" w:eastAsia="Garamond" w:hAnsi="Garamond"/>
-                <w:b w:val="false"/>
-                <w:bCs w:val="false"/>
-                <w:color w:val="000000"/>
-                <w:sz w:val="17"/>
-                <w:szCs w:val="17"/>
-              </w:rPr>
-              <w:t xml:space="preserve">Full benefit continues; no new service credit.</w:t>
+        </w:tc>
+        <w:tc>
+          <w:tcPr>
+            <w:tcW w:type="dxa" w:w="1400"/>
+            <w:tcMar>
+              <w:top w:type="dxa" w:w="40"/>
+              <w:left w:type="dxa" w:w="60"/>
+              <w:bottom w:type="dxa" w:w="40"/>
+              <w:right w:type="dxa" w:w="60"/>
+            </w:tcMar>
+          </w:tcPr>
+          <w:p>
+            <w:pPr>
+              <w:spacing w:after="40"/>
+            </w:pPr>
+            <w:r>
+              <w:rPr>
+                <w:rFonts w:ascii="Garamond" w:cs="Garamond" w:eastAsia="Garamond" w:hAnsi="Garamond"/>
+                <w:b w:val="false"/>
+                <w:bCs w:val="false"/>
+                <w:color w:val="000000"/>
+                <w:sz w:val="16"/>
+                <w:szCs w:val="16"/>
+              </w:rPr>
+              <w:t xml:space="preserve">Shortage rule, wait shortened in 2023. A 2022 governor's directive eased licence renewal.</w:t>
+            </w:r>
+          </w:p>
+        </w:tc>
+        <w:tc>
+          <w:tcPr>
+            <w:tcW w:type="dxa" w:w="2000"/>
+            <w:tcMar>
+              <w:top w:type="dxa" w:w="40"/>
+              <w:left w:type="dxa" w:w="60"/>
+              <w:bottom w:type="dxa" w:w="40"/>
+              <w:right w:type="dxa" w:w="60"/>
+            </w:tcMar>
+          </w:tcPr>
+          <w:p>
+            <w:pPr>
+              <w:spacing w:after="40"/>
+            </w:pPr>
+            <w:r>
+              <w:rPr>
+                <w:rFonts w:ascii="Garamond" w:cs="Garamond" w:eastAsia="Garamond" w:hAnsi="Garamond"/>
+                <w:b w:val="false"/>
+                <w:bCs w:val="false"/>
+                <w:color w:val="000000"/>
+                <w:sz w:val="16"/>
+                <w:szCs w:val="16"/>
+              </w:rPr>
+              <w:t xml:space="preserve">Retired teachers and school staff hired full time into a post the district certifies as a shortage.</w:t>
+            </w:r>
+          </w:p>
+        </w:tc>
+        <w:tc>
+          <w:tcPr>
+            <w:tcW w:type="dxa" w:w="1250"/>
+            <w:tcMar>
+              <w:top w:type="dxa" w:w="40"/>
+              <w:left w:type="dxa" w:w="60"/>
+              <w:bottom w:type="dxa" w:w="40"/>
+              <w:right w:type="dxa" w:w="60"/>
+            </w:tcMar>
+          </w:tcPr>
+          <w:p>
+            <w:pPr>
+              <w:spacing w:after="40"/>
+            </w:pPr>
+            <w:r>
+              <w:rPr>
+                <w:rFonts w:ascii="Garamond" w:cs="Garamond" w:eastAsia="Garamond" w:hAnsi="Garamond"/>
+                <w:b w:val="false"/>
+                <w:bCs w:val="false"/>
+                <w:color w:val="000000"/>
+                <w:sz w:val="16"/>
+                <w:szCs w:val="16"/>
+              </w:rPr>
+              <w:t xml:space="preserve">Six months.</w:t>
+            </w:r>
+          </w:p>
+        </w:tc>
+        <w:tc>
+          <w:tcPr>
+            <w:tcW w:type="dxa" w:w="1450"/>
+            <w:tcMar>
+              <w:top w:type="dxa" w:w="40"/>
+              <w:left w:type="dxa" w:w="60"/>
+              <w:bottom w:type="dxa" w:w="40"/>
+              <w:right w:type="dxa" w:w="60"/>
+            </w:tcMar>
+          </w:tcPr>
+          <w:p>
+            <w:pPr>
+              <w:spacing w:after="40"/>
+            </w:pPr>
+            <w:r>
+              <w:rPr>
+                <w:rFonts w:ascii="Garamond" w:cs="Garamond" w:eastAsia="Garamond" w:hAnsi="Garamond"/>
+                <w:b w:val="false"/>
+                <w:bCs w:val="false"/>
+                <w:color w:val="000000"/>
+                <w:sz w:val="16"/>
+                <w:szCs w:val="16"/>
+              </w:rPr>
+              <w:t xml:space="preserve">None.</w:t>
+            </w:r>
+          </w:p>
+        </w:tc>
+        <w:tc>
+          <w:tcPr>
+            <w:tcW w:type="dxa" w:w="1350"/>
+            <w:tcMar>
+              <w:top w:type="dxa" w:w="40"/>
+              <w:left w:type="dxa" w:w="60"/>
+              <w:bottom w:type="dxa" w:w="40"/>
+              <w:right w:type="dxa" w:w="60"/>
+            </w:tcMar>
+          </w:tcPr>
+          <w:p>
+            <w:pPr>
+              <w:spacing w:after="40"/>
+            </w:pPr>
+            <w:r>
+              <w:rPr>
+                <w:rFonts w:ascii="Garamond" w:cs="Garamond" w:eastAsia="Garamond" w:hAnsi="Garamond"/>
+                <w:b w:val="false"/>
+                <w:bCs w:val="false"/>
+                <w:color w:val="000000"/>
+                <w:sz w:val="16"/>
+                <w:szCs w:val="16"/>
+              </w:rPr>
+              <w:t xml:space="preserve">Yes, certified by the district every year.</w:t>
+            </w:r>
+          </w:p>
+        </w:tc>
+        <w:tc>
+          <w:tcPr>
+            <w:tcW w:type="dxa" w:w="910"/>
+            <w:tcMar>
+              <w:top w:type="dxa" w:w="40"/>
+              <w:left w:type="dxa" w:w="60"/>
+              <w:bottom w:type="dxa" w:w="40"/>
+              <w:right w:type="dxa" w:w="60"/>
+            </w:tcMar>
+          </w:tcPr>
+          <w:p>
+            <w:pPr>
+              <w:spacing w:after="40"/>
+            </w:pPr>
+            <w:r>
+              <w:rPr>
+                <w:rFonts w:ascii="Garamond" w:cs="Garamond" w:eastAsia="Garamond" w:hAnsi="Garamond"/>
+                <w:b w:val="false"/>
+                <w:bCs w:val="false"/>
+                <w:color w:val="000000"/>
+                <w:sz w:val="16"/>
+                <w:szCs w:val="16"/>
+              </w:rPr>
+              <w:t xml:space="preserve">July 2028.</w:t>
             </w:r>
           </w:p>
         </w:tc>
@@ -1600,7 +1504,20 @@
     </w:tbl>
     <w:p>
       <w:pPr>
-        <w:spacing w:after="40" w:before="160"/>
+        <w:spacing w:after="80" w:before="120"/>
+      </w:pPr>
+      <w:r>
+        <w:rPr>
+          <w:rFonts w:ascii="Garamond" w:cs="Garamond" w:eastAsia="Garamond" w:hAnsi="Garamond"/>
+          <w:sz w:val="18"/>
+          <w:szCs w:val="18"/>
+        </w:rPr>
+        <w:t xml:space="preserve">In all six states the pension keeps being paid in full while the retiree works under these rules (in North Carolina, as long as earnings stay under the limit). In Louisiana, a retiree hired through a staffing agency loses that protection and the pension is suspended.</w:t>
+      </w:r>
+    </w:p>
+    <w:p>
+      <w:pPr>
+        <w:spacing w:after="40" w:before="80"/>
       </w:pPr>
       <w:r>
         <w:rPr>
@@ -1608,10 +1525,10 @@
           <w:i/>
           <w:iCs/>
           <w:color w:val="555555"/>
-          <w:sz w:val="18"/>
-          <w:szCs w:val="18"/>
-        </w:rPr>
-        <w:t xml:space="preserve">Checked against the following sources, September 2026:</w:t>
+          <w:sz w:val="17"/>
+          <w:szCs w:val="17"/>
+        </w:rPr>
+        <w:t xml:space="preserve">Checked against these sources in September 2026:</w:t>
       </w:r>
     </w:p>
     <w:p>
@@ -1623,10 +1540,10 @@
         <w:rPr>
           <w:rFonts w:ascii="Garamond" w:cs="Garamond" w:eastAsia="Garamond" w:hAnsi="Garamond"/>
           <w:color w:val="555555"/>
-          <w:sz w:val="18"/>
-          <w:szCs w:val="18"/>
-        </w:rPr>
-        <w:t xml:space="preserve">– Michigan Office of Retirement Services, Public Act 147 of 2023 FAQs, michigan.gov/orsschools/pa-147-of-2023-faqs; archive of PA 184 of 2022, michigan.gov/psru.</w:t>
+          <w:sz w:val="17"/>
+          <w:szCs w:val="17"/>
+        </w:rPr>
+        <w:t xml:space="preserve">– Michigan: Office of Retirement Services, Public Act 147 of 2023 (michigan.gov/orsschools).</w:t>
       </w:r>
     </w:p>
     <w:p>
@@ -1638,10 +1555,10 @@
         <w:rPr>
           <w:rFonts w:ascii="Garamond" w:cs="Garamond" w:eastAsia="Garamond" w:hAnsi="Garamond"/>
           <w:color w:val="555555"/>
-          <w:sz w:val="18"/>
-          <w:szCs w:val="18"/>
-        </w:rPr>
-        <w:t xml:space="preserve">– Teachers Retirement System of Georgia, HB 385 Employment and SB 150 Employment pages and Legislative Update, trsga.com; Georgia Department of Audits and Accounts, Retired Teachers Return to Work (2025).</w:t>
+          <w:sz w:val="17"/>
+          <w:szCs w:val="17"/>
+        </w:rPr>
+        <w:t xml:space="preserve">– Georgia: Teachers Retirement System of Georgia, House Bill 385 and Senate Bill 150 pages (trsga.com); state audit of 2025.</w:t>
       </w:r>
     </w:p>
     <w:p>
@@ -1653,10 +1570,10 @@
         <w:rPr>
           <w:rFonts w:ascii="Garamond" w:cs="Garamond" w:eastAsia="Garamond" w:hAnsi="Garamond"/>
           <w:color w:val="555555"/>
-          <w:sz w:val="18"/>
-          <w:szCs w:val="18"/>
-        </w:rPr>
-        <w:t xml:space="preserve">– New Mexico Educational Retirement Board, Returning to Work after Retirement, erb.nm.gov; Legislative Education Study Committee analysis of SB 133 (2025), nmlegis.gov.</w:t>
+          <w:sz w:val="17"/>
+          <w:szCs w:val="17"/>
+        </w:rPr>
+        <w:t xml:space="preserve">– New Mexico: Educational Retirement Board, Returning to Work after Retirement (erb.nm.gov); legislative analysis of Senate Bill 133, 2025.</w:t>
       </w:r>
     </w:p>
     <w:p>
@@ -1668,10 +1585,10 @@
         <w:rPr>
           <w:rFonts w:ascii="Garamond" w:cs="Garamond" w:eastAsia="Garamond" w:hAnsi="Garamond"/>
           <w:color w:val="555555"/>
-          <w:sz w:val="18"/>
-          <w:szCs w:val="18"/>
-        </w:rPr>
-        <w:t xml:space="preserve">– Teachers' Retirement System of Louisiana, Regular Session News 18 and 19 (2024) and Return to Work FAQs, trsl.org.</w:t>
+          <w:sz w:val="17"/>
+          <w:szCs w:val="17"/>
+        </w:rPr>
+        <w:t xml:space="preserve">– Louisiana: Teachers' Retirement System of Louisiana, Act 394 of 2024 and Return to Work FAQs (trsl.org).</w:t>
       </w:r>
     </w:p>
     <w:p>
@@ -1683,10 +1600,10 @@
         <w:rPr>
           <w:rFonts w:ascii="Garamond" w:cs="Garamond" w:eastAsia="Garamond" w:hAnsi="Garamond"/>
           <w:color w:val="555555"/>
-          <w:sz w:val="18"/>
-          <w:szCs w:val="18"/>
-        </w:rPr>
-        <w:t xml:space="preserve">– North Carolina Retirement Systems, Return to Work Laws, myncretirement.gov; Jarrold-Grapes, Retirees return to work: how a North Carolina policy helped staff high-need schools, Education Policy Analysis Archives.</w:t>
+          <w:sz w:val="17"/>
+          <w:szCs w:val="17"/>
+        </w:rPr>
+        <w:t xml:space="preserve">– North Carolina: state retirement system, Return to Work Laws (myncretirement.gov); Jarrold-Grapes on the 1999-2009 policy, Education Policy Analysis Archives.</w:t>
       </w:r>
     </w:p>
     <w:p>
@@ -1698,18 +1615,18 @@
         <w:rPr>
           <w:rFonts w:ascii="Garamond" w:cs="Garamond" w:eastAsia="Garamond" w:hAnsi="Garamond"/>
           <w:color w:val="555555"/>
-          <w:sz w:val="18"/>
-          <w:szCs w:val="18"/>
-        </w:rPr>
-        <w:t xml:space="preserve">– Virginia Retirement System, Critical Shortage Positions and Employer Update May 2023, varetire.org.</w:t>
+          <w:sz w:val="17"/>
+          <w:szCs w:val="17"/>
+        </w:rPr>
+        <w:t xml:space="preserve">– Virginia: Virginia Retirement System, Critical Shortage Positions (varetire.org).</w:t>
       </w:r>
     </w:p>
     <w:p>
       <w:pPr>
         <w:sectPr>
           <w:footerReference w:type="default" r:id="rId8"/>
-          <w:pgSz w:w="15840" w:h="12240" w:orient="landscape"/>
-          <w:pgMar w:top="1080" w:right="1440" w:bottom="1080" w:left="1440" w:header="708" w:footer="708" w:gutter="0"/>
+          <w:pgSz w:w="12240" w:h="15840" w:orient="portrait"/>
+          <w:pgMar w:top="1440" w:right="1440" w:bottom="1440" w:left="1440" w:header="708" w:footer="708" w:gutter="0"/>
           <w:pgNumType/>
           <w:docGrid w:linePitch="360"/>
         </w:sectPr>
